--- a/brAhmaNa/TB 2.1-2.4 Sanskrit Corrections.docx
+++ b/brAhmaNa/TB 2.1-2.4 Sanskrit Corrections.docx
@@ -22,20 +22,8 @@
           <w:szCs w:val="32"/>
           <w:u w:val="single"/>
         </w:rPr>
-        <w:t xml:space="preserve">TaittirIya BrAhmaNam TB 2.1 - </w:t>
+        <w:t>TaittirIya BrAhmaNam TB 2.1 - 2.4  Book</w:t>
       </w:r>
-      <w:proofErr w:type="gramStart"/>
-      <w:r>
-        <w:rPr>
-          <w:b/>
-          <w:bCs/>
-          <w:sz w:val="32"/>
-          <w:szCs w:val="32"/>
-          <w:u w:val="single"/>
-        </w:rPr>
-        <w:t>2.4  Book</w:t>
-      </w:r>
-      <w:proofErr w:type="gramEnd"/>
       <w:r>
         <w:rPr>
           <w:b/>
@@ -105,9 +93,10 @@
           <w:bCs/>
           <w:sz w:val="32"/>
           <w:szCs w:val="32"/>
+          <w:highlight w:val="red"/>
           <w:u w:val="single"/>
         </w:rPr>
-        <w:t>30th Nov 2025</w:t>
+        <w:t>?????</w:t>
       </w:r>
     </w:p>
     <w:p>
@@ -291,7 +280,7 @@
                 <w:szCs w:val="28"/>
                 <w:lang w:val="it-IT"/>
               </w:rPr>
-              <w:t>1.1.3</w:t>
+              <w:t>3.3.2</w:t>
             </w:r>
           </w:p>
           <w:p>
@@ -329,7 +318,7 @@
                 <w:szCs w:val="28"/>
                 <w:lang w:val="it-IT"/>
               </w:rPr>
-              <w:t>8</w:t>
+              <w:t>15</w:t>
             </w:r>
           </w:p>
           <w:p>
@@ -358,7 +347,7 @@
                 <w:szCs w:val="28"/>
                 <w:lang w:val="it-IT"/>
               </w:rPr>
-              <w:t>3</w:t>
+              <w:t>10</w:t>
             </w:r>
           </w:p>
         </w:tc>
@@ -382,32 +371,36 @@
                 <w:rFonts w:ascii="BRH Devanagari Extra" w:hAnsi="BRH Devanagari Extra" w:cs="BRH Devanagari Extra"/>
                 <w:sz w:val="40"/>
                 <w:szCs w:val="40"/>
-              </w:rPr>
-              <w:t>xÉ</w:t>
-            </w:r>
-            <w:r>
-              <w:rPr>
-                <w:rFonts w:ascii="BRH Malayalam Extra" w:hAnsi="BRH Malayalam Extra" w:cs="BRH Devanagari Extra"/>
-                <w:sz w:val="32"/>
-                <w:szCs w:val="40"/>
-              </w:rPr>
-              <w:t>–</w:t>
-            </w:r>
-            <w:r>
-              <w:rPr>
-                <w:rFonts w:ascii="BRH Devanagari Extra" w:hAnsi="BRH Devanagari Extra" w:cs="BRH Devanagari Extra"/>
-                <w:sz w:val="40"/>
-                <w:szCs w:val="40"/>
-              </w:rPr>
-              <w:t xml:space="preserve">Wû </w:t>
-            </w:r>
-            <w:r>
-              <w:rPr>
-                <w:rFonts w:ascii="BRH Devanagari Extra" w:hAnsi="BRH Devanagari Extra" w:cs="BRH Devanagari Extra"/>
-                <w:sz w:val="40"/>
-                <w:szCs w:val="40"/>
-              </w:rPr>
-              <w:t>cÉ</w:t>
+                <w:lang w:val="it-IT"/>
+              </w:rPr>
+              <w:t>rÉ L</w:t>
+            </w:r>
+            <w:r>
+              <w:rPr>
+                <w:rFonts w:ascii="BRH Malayalam Extra" w:hAnsi="BRH Malayalam Extra" w:cs="BRH Devanagari Extra"/>
+                <w:sz w:val="32"/>
+                <w:szCs w:val="40"/>
+                <w:lang w:val="it-IT"/>
+              </w:rPr>
+              <w:t>–</w:t>
+            </w:r>
+            <w:r>
+              <w:rPr>
+                <w:rFonts w:ascii="BRH Devanagari Extra" w:hAnsi="BRH Devanagari Extra" w:cs="BRH Devanagari Extra"/>
+                <w:sz w:val="40"/>
+                <w:szCs w:val="40"/>
+                <w:lang w:val="it-IT"/>
+              </w:rPr>
+              <w:t>uÉÇ ÆÌuÉ</w:t>
+            </w:r>
+            <w:r>
+              <w:rPr>
+                <w:rFonts w:ascii="BRH Malayalam Extra" w:hAnsi="BRH Malayalam Extra" w:cs="BRH Devanagari Extra"/>
+                <w:sz w:val="32"/>
+                <w:szCs w:val="40"/>
+                <w:lang w:val="it-IT"/>
+              </w:rPr>
+              <w:t>–</w:t>
             </w:r>
             <w:r>
               <w:rPr>
@@ -415,16 +408,18 @@
                 <w:sz w:val="40"/>
                 <w:szCs w:val="40"/>
                 <w:highlight w:val="yellow"/>
-              </w:rPr>
-              <w:t>U</w:t>
-            </w:r>
-            <w:r>
-              <w:rPr>
-                <w:rFonts w:ascii="BRH Devanagari Extra" w:hAnsi="BRH Devanagari Extra" w:cs="BRH Devanagari Extra"/>
-                <w:sz w:val="40"/>
-                <w:szCs w:val="40"/>
-              </w:rPr>
-              <w:t>þÌiÉ |</w:t>
+                <w:lang w:val="it-IT"/>
+              </w:rPr>
+              <w:t>SÉÍ</w:t>
+            </w:r>
+            <w:r>
+              <w:rPr>
+                <w:rFonts w:ascii="BRH Devanagari Extra" w:hAnsi="BRH Devanagari Extra" w:cs="BRH Devanagari Extra"/>
+                <w:sz w:val="40"/>
+                <w:szCs w:val="40"/>
+                <w:lang w:val="it-IT"/>
+              </w:rPr>
+              <w:t>³É cÉþ</w:t>
             </w:r>
           </w:p>
         </w:tc>
@@ -447,24 +442,36 @@
                 <w:rFonts w:ascii="BRH Devanagari Extra" w:hAnsi="BRH Devanagari Extra" w:cs="BRH Devanagari Extra"/>
                 <w:sz w:val="40"/>
                 <w:szCs w:val="40"/>
-              </w:rPr>
-              <w:t>xÉ</w:t>
-            </w:r>
-            <w:r>
-              <w:rPr>
-                <w:rFonts w:ascii="BRH Malayalam Extra" w:hAnsi="BRH Malayalam Extra" w:cs="BRH Devanagari Extra"/>
-                <w:sz w:val="32"/>
-                <w:szCs w:val="40"/>
-              </w:rPr>
-              <w:t>–</w:t>
-            </w:r>
-            <w:r>
-              <w:rPr>
-                <w:rFonts w:ascii="BRH Devanagari Extra" w:hAnsi="BRH Devanagari Extra" w:cs="BRH Devanagari Extra"/>
-                <w:sz w:val="40"/>
-                <w:szCs w:val="40"/>
-              </w:rPr>
-              <w:t xml:space="preserve">Wû </w:t>
+                <w:lang w:val="it-IT"/>
+              </w:rPr>
+              <w:t>rÉ L</w:t>
+            </w:r>
+            <w:r>
+              <w:rPr>
+                <w:rFonts w:ascii="BRH Malayalam Extra" w:hAnsi="BRH Malayalam Extra" w:cs="BRH Devanagari Extra"/>
+                <w:sz w:val="32"/>
+                <w:szCs w:val="40"/>
+                <w:lang w:val="it-IT"/>
+              </w:rPr>
+              <w:t>–</w:t>
+            </w:r>
+            <w:r>
+              <w:rPr>
+                <w:rFonts w:ascii="BRH Devanagari Extra" w:hAnsi="BRH Devanagari Extra" w:cs="BRH Devanagari Extra"/>
+                <w:sz w:val="40"/>
+                <w:szCs w:val="40"/>
+                <w:lang w:val="it-IT"/>
+              </w:rPr>
+              <w:t>uÉÇ ÆÌuÉ</w:t>
+            </w:r>
+            <w:r>
+              <w:rPr>
+                <w:rFonts w:ascii="BRH Malayalam Extra" w:hAnsi="BRH Malayalam Extra" w:cs="BRH Devanagari Extra"/>
+                <w:sz w:val="32"/>
+                <w:szCs w:val="40"/>
+                <w:lang w:val="it-IT"/>
+              </w:rPr>
+              <w:t>––</w:t>
             </w:r>
             <w:r>
               <w:rPr>
@@ -472,405 +479,18 @@
                 <w:sz w:val="40"/>
                 <w:szCs w:val="40"/>
                 <w:highlight w:val="green"/>
-              </w:rPr>
-              <w:t>cÉ</w:t>
-            </w:r>
-            <w:r>
-              <w:rPr>
-                <w:rFonts w:ascii="BRH Devanagari Extra" w:hAnsi="BRH Devanagari Extra" w:cs="BRH Devanagari Extra"/>
-                <w:sz w:val="40"/>
-                <w:szCs w:val="40"/>
-              </w:rPr>
-              <w:t>þUÌiÉ |</w:t>
-            </w:r>
-          </w:p>
-        </w:tc>
-      </w:tr>
-      <w:tr>
-        <w:trPr>
-          <w:trHeight w:val="929"/>
-        </w:trPr>
-        <w:tc>
-          <w:tcPr>
-            <w:tcW w:w="3168" w:type="dxa"/>
-          </w:tcPr>
-          <w:p>
-            <w:pPr>
-              <w:spacing w:before="0" w:line="240" w:lineRule="auto"/>
-              <w:rPr>
-                <w:b/>
-                <w:sz w:val="28"/>
-                <w:szCs w:val="28"/>
-                <w:lang w:val="it-IT"/>
-              </w:rPr>
-            </w:pPr>
-            <w:r>
-              <w:rPr>
-                <w:b/>
-                <w:sz w:val="28"/>
-                <w:szCs w:val="28"/>
-                <w:lang w:val="it-IT"/>
-              </w:rPr>
-              <w:t>TB 2.</w:t>
-            </w:r>
-            <w:r>
-              <w:rPr>
-                <w:b/>
-                <w:sz w:val="28"/>
-                <w:szCs w:val="28"/>
-                <w:lang w:val="it-IT"/>
-              </w:rPr>
-              <w:t>1.2.2</w:t>
-            </w:r>
-          </w:p>
-          <w:p>
-            <w:pPr>
-              <w:spacing w:before="0" w:line="240" w:lineRule="auto"/>
-              <w:rPr>
-                <w:b/>
-                <w:sz w:val="28"/>
-                <w:szCs w:val="28"/>
-                <w:lang w:val="it-IT"/>
-              </w:rPr>
-            </w:pPr>
-            <w:r>
-              <w:rPr>
-                <w:b/>
-                <w:sz w:val="28"/>
-                <w:szCs w:val="28"/>
-                <w:lang w:val="it-IT"/>
-              </w:rPr>
-              <w:t xml:space="preserve">Statement </w:t>
-            </w:r>
-            <w:r>
-              <w:rPr>
-                <w:b/>
-                <w:sz w:val="28"/>
-                <w:szCs w:val="28"/>
-                <w:lang w:val="it-IT"/>
-              </w:rPr>
-              <w:t xml:space="preserve">No. - </w:t>
-            </w:r>
-            <w:r>
-              <w:rPr>
-                <w:b/>
-                <w:sz w:val="28"/>
-                <w:szCs w:val="28"/>
-                <w:lang w:val="it-IT"/>
-              </w:rPr>
-              <w:t>7</w:t>
-            </w:r>
-          </w:p>
-          <w:p>
-            <w:pPr>
-              <w:spacing w:before="0" w:line="240" w:lineRule="auto"/>
-              <w:rPr>
-                <w:b/>
-                <w:sz w:val="28"/>
-                <w:szCs w:val="28"/>
-                <w:lang w:val="it-IT"/>
-              </w:rPr>
-            </w:pPr>
-            <w:r>
-              <w:rPr>
-                <w:b/>
-                <w:sz w:val="28"/>
-                <w:szCs w:val="28"/>
-                <w:lang w:val="it-IT"/>
-              </w:rPr>
-              <w:t xml:space="preserve">Dasini No - </w:t>
-            </w:r>
-            <w:r>
-              <w:rPr>
-                <w:b/>
-                <w:sz w:val="28"/>
-                <w:szCs w:val="28"/>
-                <w:lang w:val="it-IT"/>
-              </w:rPr>
-              <w:t>5</w:t>
-            </w:r>
-          </w:p>
-        </w:tc>
-        <w:tc>
-          <w:tcPr>
-            <w:tcW w:w="5387" w:type="dxa"/>
-          </w:tcPr>
-          <w:p>
-            <w:pPr>
-              <w:spacing w:before="0" w:line="240" w:lineRule="auto"/>
-              <w:rPr>
-                <w:rFonts w:ascii="BRH Devanagari Extra" w:hAnsi="BRH Devanagari Extra" w:cs="BRH Devanagari Extra"/>
-                <w:sz w:val="40"/>
-                <w:szCs w:val="40"/>
-                <w:highlight w:val="yellow"/>
-              </w:rPr>
-            </w:pPr>
-            <w:r>
-              <w:rPr>
-                <w:rFonts w:ascii="BRH Devanagari Extra" w:hAnsi="BRH Devanagari Extra" w:cs="BRH Devanagari Extra"/>
-                <w:sz w:val="40"/>
-                <w:szCs w:val="40"/>
-              </w:rPr>
-              <w:t>iÉSèurÉþÍcÉ</w:t>
-            </w:r>
-            <w:r>
-              <w:rPr>
-                <w:rFonts w:ascii="BRH Devanagari Extra" w:hAnsi="BRH Devanagari Extra" w:cs="BRH Devanagari Extra"/>
-                <w:sz w:val="40"/>
-                <w:szCs w:val="40"/>
-                <w:highlight w:val="yellow"/>
-              </w:rPr>
-              <w:t>ÌMü</w:t>
-            </w:r>
-            <w:r>
-              <w:rPr>
-                <w:rFonts w:ascii="BRH Malayalam Extra" w:hAnsi="BRH Malayalam Extra" w:cs="BRH Devanagari Extra"/>
-                <w:sz w:val="32"/>
-                <w:szCs w:val="40"/>
-              </w:rPr>
-              <w:t>–</w:t>
-            </w:r>
-            <w:r>
-              <w:rPr>
-                <w:rFonts w:ascii="BRH Devanagari Extra" w:hAnsi="BRH Devanagari Extra" w:cs="BRH Devanagari Extra"/>
-                <w:sz w:val="40"/>
-                <w:szCs w:val="40"/>
-              </w:rPr>
-              <w:t>jxÉiÉç |</w:t>
-            </w:r>
-          </w:p>
-        </w:tc>
-        <w:tc>
-          <w:tcPr>
-            <w:tcW w:w="5528" w:type="dxa"/>
-          </w:tcPr>
-          <w:p>
-            <w:pPr>
-              <w:spacing w:before="0" w:line="240" w:lineRule="auto"/>
-              <w:rPr>
-                <w:rFonts w:ascii="BRH Devanagari Extra" w:hAnsi="BRH Devanagari Extra" w:cs="BRH Devanagari Extra"/>
-                <w:sz w:val="40"/>
-                <w:szCs w:val="40"/>
-              </w:rPr>
-            </w:pPr>
-            <w:r>
-              <w:rPr>
-                <w:rFonts w:ascii="BRH Devanagari Extra" w:hAnsi="BRH Devanagari Extra" w:cs="BRH Devanagari Extra"/>
-                <w:sz w:val="40"/>
-                <w:szCs w:val="40"/>
-              </w:rPr>
-              <w:t>iÉSèurÉþÍcÉ</w:t>
-            </w:r>
-            <w:r>
-              <w:rPr>
-                <w:rFonts w:ascii="BRH Devanagari Extra" w:hAnsi="BRH Devanagari Extra" w:cs="BRH Devanagari Extra"/>
-                <w:sz w:val="40"/>
-                <w:szCs w:val="40"/>
-                <w:highlight w:val="green"/>
-              </w:rPr>
-              <w:t>ÌMü</w:t>
-            </w:r>
-            <w:r>
-              <w:rPr>
-                <w:rFonts w:ascii="BRH Devanagari Extra" w:hAnsi="BRH Devanagari Extra" w:cs="BRH Devanagari Extra"/>
-                <w:sz w:val="40"/>
-                <w:szCs w:val="40"/>
-              </w:rPr>
-              <w:t>jxÉiÉç |</w:t>
-            </w:r>
-          </w:p>
-        </w:tc>
-      </w:tr>
-      <w:tr>
-        <w:trPr>
-          <w:trHeight w:val="929"/>
-        </w:trPr>
-        <w:tc>
-          <w:tcPr>
-            <w:tcW w:w="3168" w:type="dxa"/>
-          </w:tcPr>
-          <w:p>
-            <w:pPr>
-              <w:spacing w:before="0" w:line="240" w:lineRule="auto"/>
-              <w:rPr>
-                <w:b/>
-                <w:sz w:val="28"/>
-                <w:szCs w:val="28"/>
-                <w:lang w:val="it-IT"/>
-              </w:rPr>
-            </w:pPr>
-            <w:r>
-              <w:rPr>
-                <w:b/>
-                <w:sz w:val="28"/>
-                <w:szCs w:val="28"/>
-                <w:lang w:val="it-IT"/>
-              </w:rPr>
-              <w:t>TB 2.</w:t>
-            </w:r>
-            <w:r>
-              <w:rPr>
-                <w:b/>
-                <w:sz w:val="28"/>
-                <w:szCs w:val="28"/>
-                <w:lang w:val="it-IT"/>
-              </w:rPr>
-              <w:t>3.2.4</w:t>
-            </w:r>
-          </w:p>
-          <w:p>
-            <w:pPr>
-              <w:spacing w:before="0" w:line="240" w:lineRule="auto"/>
-              <w:rPr>
-                <w:b/>
-                <w:sz w:val="28"/>
-                <w:szCs w:val="28"/>
-                <w:lang w:val="it-IT"/>
-              </w:rPr>
-            </w:pPr>
-            <w:r>
-              <w:rPr>
-                <w:b/>
-                <w:sz w:val="28"/>
-                <w:szCs w:val="28"/>
-                <w:lang w:val="it-IT"/>
-              </w:rPr>
-              <w:t xml:space="preserve">Statement </w:t>
-            </w:r>
-            <w:r>
-              <w:rPr>
-                <w:b/>
-                <w:sz w:val="28"/>
-                <w:szCs w:val="28"/>
-                <w:lang w:val="it-IT"/>
-              </w:rPr>
-              <w:t xml:space="preserve">No. - </w:t>
-            </w:r>
-            <w:r>
-              <w:rPr>
-                <w:b/>
-                <w:sz w:val="28"/>
-                <w:szCs w:val="28"/>
-                <w:lang w:val="it-IT"/>
-              </w:rPr>
-              <w:t>5</w:t>
-            </w:r>
-          </w:p>
-          <w:p>
-            <w:pPr>
-              <w:spacing w:before="0" w:line="240" w:lineRule="auto"/>
-              <w:rPr>
-                <w:b/>
-                <w:sz w:val="28"/>
-                <w:szCs w:val="28"/>
-                <w:lang w:val="it-IT"/>
-              </w:rPr>
-            </w:pPr>
-            <w:r>
-              <w:rPr>
-                <w:b/>
-                <w:sz w:val="28"/>
-                <w:szCs w:val="28"/>
-                <w:lang w:val="it-IT"/>
-              </w:rPr>
-              <w:t xml:space="preserve">Dasini No - </w:t>
-            </w:r>
-            <w:r>
-              <w:rPr>
-                <w:b/>
-                <w:sz w:val="28"/>
-                <w:szCs w:val="28"/>
-                <w:lang w:val="it-IT"/>
-              </w:rPr>
-              <w:t>7</w:t>
-            </w:r>
-          </w:p>
-        </w:tc>
-        <w:tc>
-          <w:tcPr>
-            <w:tcW w:w="5387" w:type="dxa"/>
-          </w:tcPr>
-          <w:p>
-            <w:pPr>
-              <w:spacing w:before="0" w:line="240" w:lineRule="auto"/>
-              <w:rPr>
-                <w:rFonts w:ascii="BRH Malayalam Extra" w:hAnsi="BRH Malayalam Extra" w:cs="BRH Malayalam Extra"/>
-                <w:sz w:val="40"/>
-                <w:szCs w:val="40"/>
-              </w:rPr>
-            </w:pPr>
-            <w:r>
-              <w:rPr>
-                <w:rFonts w:ascii="BRH Devanagari Extra" w:hAnsi="BRH Devanagari Extra" w:cs="BRH Devanagari Extra"/>
-                <w:sz w:val="40"/>
-                <w:szCs w:val="40"/>
-                <w:highlight w:val="yellow"/>
-              </w:rPr>
-              <w:t>ÌuÉ</w:t>
-            </w:r>
-            <w:r>
-              <w:rPr>
-                <w:rFonts w:ascii="BRH Malayalam Extra" w:hAnsi="BRH Malayalam Extra" w:cs="BRH Devanagari Extra"/>
-                <w:sz w:val="32"/>
-                <w:szCs w:val="40"/>
-              </w:rPr>
-              <w:t>–</w:t>
-            </w:r>
-            <w:r>
-              <w:rPr>
-                <w:rFonts w:ascii="BRH Devanagari Extra" w:hAnsi="BRH Devanagari Extra" w:cs="BRH Devanagari Extra"/>
-                <w:sz w:val="40"/>
-                <w:szCs w:val="40"/>
-              </w:rPr>
-              <w:t>whÉÉåUSèkrÉÉåwÉþkÉÏUxÉ×eÉiÉ |</w:t>
-            </w:r>
-          </w:p>
-        </w:tc>
-        <w:tc>
-          <w:tcPr>
-            <w:tcW w:w="5528" w:type="dxa"/>
-          </w:tcPr>
-          <w:p>
-            <w:pPr>
-              <w:spacing w:before="0" w:line="240" w:lineRule="auto"/>
-              <w:rPr>
-                <w:rFonts w:ascii="BRH Malayalam Extra" w:hAnsi="BRH Malayalam Extra" w:cs="BRH Malayalam Extra"/>
-                <w:sz w:val="40"/>
-                <w:szCs w:val="40"/>
-              </w:rPr>
-            </w:pPr>
-            <w:r>
-              <w:rPr>
-                <w:rFonts w:ascii="BRH Devanagari Extra" w:hAnsi="BRH Devanagari Extra" w:cs="BRH Devanagari Extra"/>
-                <w:sz w:val="40"/>
-                <w:szCs w:val="40"/>
-              </w:rPr>
-              <w:t>ÌuÉ</w:t>
-            </w:r>
-            <w:r>
-              <w:rPr>
-                <w:rFonts w:ascii="BRH Devanagari Extra" w:hAnsi="BRH Devanagari Extra" w:cs="BRH Devanagari Extra"/>
-                <w:sz w:val="40"/>
-                <w:szCs w:val="40"/>
-                <w:highlight w:val="green"/>
-              </w:rPr>
-              <w:t>whÉÉ</w:t>
-            </w:r>
-            <w:r>
-              <w:rPr>
-                <w:rFonts w:ascii="BRH Malayalam Extra" w:hAnsi="BRH Malayalam Extra" w:cs="BRH Devanagari Extra"/>
-                <w:sz w:val="32"/>
-                <w:szCs w:val="40"/>
-              </w:rPr>
-              <w:t>–</w:t>
-            </w:r>
-            <w:r>
-              <w:rPr>
-                <w:rFonts w:ascii="BRH Devanagari Extra" w:hAnsi="BRH Devanagari Extra" w:cs="BRH Devanagari Extra"/>
-                <w:sz w:val="40"/>
-                <w:szCs w:val="40"/>
-              </w:rPr>
-              <w:t>åUSèkrÉÉåwÉþkÉÏUxÉ×eÉiÉ |</w:t>
+                <w:lang w:val="it-IT"/>
+              </w:rPr>
+              <w:t>²É</w:t>
+            </w:r>
+            <w:r>
+              <w:rPr>
+                <w:rFonts w:ascii="BRH Devanagari Extra" w:hAnsi="BRH Devanagari Extra" w:cs="BRH Devanagari Extra"/>
+                <w:sz w:val="40"/>
+                <w:szCs w:val="40"/>
+                <w:lang w:val="it-IT"/>
+              </w:rPr>
+              <w:t>Í³É cÉþ</w:t>
             </w:r>
           </w:p>
         </w:tc>
@@ -886,29 +506,7 @@
           <w:sz w:val="32"/>
           <w:szCs w:val="32"/>
           <w:u w:val="single"/>
-        </w:rPr>
-      </w:pPr>
-      <w:r>
-        <w:rPr>
-          <w:b/>
-          <w:bCs/>
-          <w:sz w:val="32"/>
-          <w:szCs w:val="32"/>
-          <w:u w:val="single"/>
-        </w:rPr>
-        <w:t>=============</w:t>
-      </w:r>
-    </w:p>
-    <w:p>
-      <w:pPr>
-        <w:spacing w:before="0"/>
-        <w:jc w:val="center"/>
-        <w:rPr>
-          <w:b/>
-          <w:bCs/>
-          <w:sz w:val="32"/>
-          <w:szCs w:val="32"/>
-          <w:u w:val="single"/>
+          <w:lang w:val="it-IT"/>
         </w:rPr>
       </w:pPr>
     </w:p>
@@ -922,6 +520,7 @@
           <w:sz w:val="32"/>
           <w:szCs w:val="32"/>
           <w:u w:val="single"/>
+          <w:lang w:val="it-IT"/>
         </w:rPr>
       </w:pPr>
     </w:p>
@@ -935,6 +534,7 @@
           <w:sz w:val="32"/>
           <w:szCs w:val="32"/>
           <w:u w:val="single"/>
+          <w:lang w:val="it-IT"/>
         </w:rPr>
       </w:pPr>
     </w:p>
@@ -950,11 +550,7 @@
           <w:u w:val="single"/>
         </w:rPr>
       </w:pPr>
-    </w:p>
-    <w:p>
-      <w:pPr>
-        <w:spacing w:before="0"/>
-        <w:jc w:val="center"/>
+      <w:r>
         <w:rPr>
           <w:b/>
           <w:bCs/>
@@ -962,82 +558,8 @@
           <w:szCs w:val="32"/>
           <w:u w:val="single"/>
         </w:rPr>
-      </w:pPr>
-    </w:p>
-    <w:p>
-      <w:pPr>
-        <w:spacing w:before="0"/>
-        <w:jc w:val="center"/>
-        <w:rPr>
-          <w:b/>
-          <w:bCs/>
-          <w:sz w:val="32"/>
-          <w:szCs w:val="32"/>
-          <w:u w:val="single"/>
-        </w:rPr>
-      </w:pPr>
-    </w:p>
-    <w:p>
-      <w:pPr>
-        <w:spacing w:before="0"/>
-        <w:jc w:val="center"/>
-        <w:rPr>
-          <w:b/>
-          <w:bCs/>
-          <w:sz w:val="32"/>
-          <w:szCs w:val="32"/>
-          <w:u w:val="single"/>
-        </w:rPr>
-      </w:pPr>
-    </w:p>
-    <w:p>
-      <w:pPr>
-        <w:spacing w:before="0"/>
-        <w:jc w:val="center"/>
-        <w:rPr>
-          <w:b/>
-          <w:bCs/>
-          <w:sz w:val="32"/>
-          <w:szCs w:val="32"/>
-          <w:u w:val="single"/>
-        </w:rPr>
-      </w:pPr>
-    </w:p>
-    <w:p>
-      <w:pPr>
-        <w:spacing w:before="0"/>
-        <w:jc w:val="center"/>
-        <w:rPr>
-          <w:b/>
-          <w:bCs/>
-          <w:sz w:val="32"/>
-          <w:szCs w:val="32"/>
-          <w:u w:val="single"/>
-        </w:rPr>
-      </w:pPr>
-      <w:r>
-        <w:rPr>
-          <w:b/>
-          <w:bCs/>
-          <w:sz w:val="32"/>
-          <w:szCs w:val="32"/>
-          <w:u w:val="single"/>
-        </w:rPr>
-        <w:lastRenderedPageBreak/>
-        <w:t xml:space="preserve">TaittirIya BrAhmaNam TB 2.1 - </w:t>
+        <w:t>TaittirIya BrAhmaNam TB 2.1 - 2.4  Book</w:t>
       </w:r>
-      <w:proofErr w:type="gramStart"/>
-      <w:r>
-        <w:rPr>
-          <w:b/>
-          <w:bCs/>
-          <w:sz w:val="32"/>
-          <w:szCs w:val="32"/>
-          <w:u w:val="single"/>
-        </w:rPr>
-        <w:t>2.4  Book</w:t>
-      </w:r>
-      <w:proofErr w:type="gramEnd"/>
       <w:r>
         <w:rPr>
           <w:b/>
@@ -1109,7 +631,7 @@
           <w:szCs w:val="32"/>
           <w:u w:val="single"/>
         </w:rPr>
-        <w:t>30th June 2024</w:t>
+        <w:t>30th Nov 2025</w:t>
       </w:r>
     </w:p>
     <w:p>
@@ -1293,7 +815,7 @@
                 <w:szCs w:val="28"/>
                 <w:lang w:val="it-IT"/>
               </w:rPr>
-              <w:t>1.2.4</w:t>
+              <w:t>1.1.3</w:t>
             </w:r>
           </w:p>
           <w:p>
@@ -1331,7 +853,7 @@
                 <w:szCs w:val="28"/>
                 <w:lang w:val="it-IT"/>
               </w:rPr>
-              <w:t>6</w:t>
+              <w:t>8</w:t>
             </w:r>
           </w:p>
           <w:p>
@@ -1360,7 +882,7 @@
                 <w:szCs w:val="28"/>
                 <w:lang w:val="it-IT"/>
               </w:rPr>
-              <w:t>7</w:t>
+              <w:t>3</w:t>
             </w:r>
           </w:p>
         </w:tc>
@@ -1375,32 +897,58 @@
                 <w:rFonts w:ascii="BRH Malayalam Extra" w:hAnsi="BRH Malayalam Extra" w:cs="BRH Malayalam Extra"/>
                 <w:sz w:val="40"/>
                 <w:szCs w:val="40"/>
-              </w:rPr>
-            </w:pPr>
-            <w:r>
-              <w:rPr>
-                <w:rFonts w:ascii="BRH Devanagari Extra" w:hAnsi="BRH Devanagari Extra" w:cs="BRH Devanagari Extra"/>
-                <w:sz w:val="40"/>
-                <w:szCs w:val="40"/>
-              </w:rPr>
-              <w:t xml:space="preserve">xÉ </w:t>
-            </w:r>
-            <w:r>
-              <w:rPr>
-                <w:rFonts w:ascii="BRH Devanagari Extra" w:hAnsi="BRH Devanagari Extra" w:cs="BRH Devanagari Extra"/>
-                <w:sz w:val="40"/>
-                <w:szCs w:val="40"/>
                 <w:highlight w:val="yellow"/>
-              </w:rPr>
-              <w:t>aÉÉ</w:t>
-            </w:r>
-            <w:r>
-              <w:rPr>
-                <w:rFonts w:ascii="BRH Devanagari Extra" w:hAnsi="BRH Devanagari Extra" w:cs="BRH Devanagari Extra"/>
-                <w:sz w:val="40"/>
-                <w:szCs w:val="40"/>
-              </w:rPr>
-              <w:t>þqÉxÉ×eÉiÉ |</w:t>
+                <w:lang w:val="it-IT"/>
+              </w:rPr>
+            </w:pPr>
+            <w:r>
+              <w:rPr>
+                <w:rFonts w:ascii="BRH Devanagari Extra" w:hAnsi="BRH Devanagari Extra" w:cs="BRH Devanagari Extra"/>
+                <w:sz w:val="40"/>
+                <w:szCs w:val="40"/>
+              </w:rPr>
+              <w:t>xÉ</w:t>
+            </w:r>
+            <w:r>
+              <w:rPr>
+                <w:rFonts w:ascii="BRH Malayalam Extra" w:hAnsi="BRH Malayalam Extra" w:cs="BRH Devanagari Extra"/>
+                <w:sz w:val="32"/>
+                <w:szCs w:val="40"/>
+              </w:rPr>
+              <w:t>–</w:t>
+            </w:r>
+            <w:r>
+              <w:rPr>
+                <w:rFonts w:ascii="BRH Devanagari Extra" w:hAnsi="BRH Devanagari Extra" w:cs="BRH Devanagari Extra"/>
+                <w:sz w:val="40"/>
+                <w:szCs w:val="40"/>
+              </w:rPr>
+              <w:t xml:space="preserve">Wû </w:t>
+            </w:r>
+            <w:r>
+              <w:rPr>
+                <w:rFonts w:ascii="BRH Devanagari Extra" w:hAnsi="BRH Devanagari Extra" w:cs="BRH Devanagari Extra"/>
+                <w:sz w:val="40"/>
+                <w:szCs w:val="40"/>
+              </w:rPr>
+              <w:t>cÉ</w:t>
+            </w:r>
+            <w:r>
+              <w:rPr>
+                <w:rFonts w:ascii="BRH Devanagari Extra" w:hAnsi="BRH Devanagari Extra" w:cs="BRH Devanagari Extra"/>
+                <w:sz w:val="40"/>
+                <w:szCs w:val="40"/>
+                <w:highlight w:val="yellow"/>
+              </w:rPr>
+              <w:t>U</w:t>
+            </w:r>
+            <w:r>
+              <w:rPr>
+                <w:rFonts w:ascii="BRH Devanagari Extra" w:hAnsi="BRH Devanagari Extra" w:cs="BRH Devanagari Extra"/>
+                <w:sz w:val="40"/>
+                <w:szCs w:val="40"/>
+              </w:rPr>
+              <w:t>þÌiÉ |</w:t>
             </w:r>
           </w:p>
         </w:tc>
@@ -1415,15 +963,32 @@
                 <w:rFonts w:ascii="BRH Malayalam Extra" w:hAnsi="BRH Malayalam Extra" w:cs="BRH Malayalam Extra"/>
                 <w:sz w:val="40"/>
                 <w:szCs w:val="40"/>
-              </w:rPr>
-            </w:pPr>
-            <w:r>
-              <w:rPr>
-                <w:rFonts w:ascii="BRH Devanagari Extra" w:hAnsi="BRH Devanagari Extra" w:cs="BRH Devanagari Extra"/>
-                <w:sz w:val="40"/>
-                <w:szCs w:val="40"/>
-              </w:rPr>
-              <w:t>xÉ aÉÉ</w:t>
+                <w:lang w:val="it-IT"/>
+              </w:rPr>
+            </w:pPr>
+            <w:r>
+              <w:rPr>
+                <w:rFonts w:ascii="BRH Devanagari Extra" w:hAnsi="BRH Devanagari Extra" w:cs="BRH Devanagari Extra"/>
+                <w:sz w:val="40"/>
+                <w:szCs w:val="40"/>
+              </w:rPr>
+              <w:t>xÉ</w:t>
+            </w:r>
+            <w:r>
+              <w:rPr>
+                <w:rFonts w:ascii="BRH Malayalam Extra" w:hAnsi="BRH Malayalam Extra" w:cs="BRH Devanagari Extra"/>
+                <w:sz w:val="32"/>
+                <w:szCs w:val="40"/>
+              </w:rPr>
+              <w:t>–</w:t>
+            </w:r>
+            <w:r>
+              <w:rPr>
+                <w:rFonts w:ascii="BRH Devanagari Extra" w:hAnsi="BRH Devanagari Extra" w:cs="BRH Devanagari Extra"/>
+                <w:sz w:val="40"/>
+                <w:szCs w:val="40"/>
+              </w:rPr>
+              <w:t xml:space="preserve">Wû </w:t>
             </w:r>
             <w:r>
               <w:rPr>
@@ -1432,15 +997,15 @@
                 <w:szCs w:val="40"/>
                 <w:highlight w:val="green"/>
               </w:rPr>
-              <w:t>qÉ</w:t>
-            </w:r>
-            <w:r>
-              <w:rPr>
-                <w:rFonts w:ascii="BRH Devanagari Extra" w:hAnsi="BRH Devanagari Extra" w:cs="BRH Devanagari Extra"/>
-                <w:sz w:val="40"/>
-                <w:szCs w:val="40"/>
-              </w:rPr>
-              <w:t>þxÉ×eÉiÉ |</w:t>
+              <w:t>cÉ</w:t>
+            </w:r>
+            <w:r>
+              <w:rPr>
+                <w:rFonts w:ascii="BRH Devanagari Extra" w:hAnsi="BRH Devanagari Extra" w:cs="BRH Devanagari Extra"/>
+                <w:sz w:val="40"/>
+                <w:szCs w:val="40"/>
+              </w:rPr>
+              <w:t>þUÌiÉ |</w:t>
             </w:r>
           </w:p>
         </w:tc>
@@ -1479,7 +1044,7 @@
                 <w:szCs w:val="28"/>
                 <w:lang w:val="it-IT"/>
               </w:rPr>
-              <w:t>1.5.1</w:t>
+              <w:t>1.2.2</w:t>
             </w:r>
           </w:p>
           <w:p>
@@ -1517,35 +1082,36 @@
                 <w:szCs w:val="28"/>
                 <w:lang w:val="it-IT"/>
               </w:rPr>
+              <w:t>7</w:t>
+            </w:r>
+          </w:p>
+          <w:p>
+            <w:pPr>
+              <w:spacing w:before="0" w:line="240" w:lineRule="auto"/>
+              <w:rPr>
+                <w:b/>
+                <w:sz w:val="28"/>
+                <w:szCs w:val="28"/>
+                <w:lang w:val="it-IT"/>
+              </w:rPr>
+            </w:pPr>
+            <w:r>
+              <w:rPr>
+                <w:b/>
+                <w:sz w:val="28"/>
+                <w:szCs w:val="28"/>
+                <w:lang w:val="it-IT"/>
+              </w:rPr>
+              <w:t xml:space="preserve">Dasini No - </w:t>
+            </w:r>
+            <w:r>
+              <w:rPr>
+                <w:b/>
+                <w:sz w:val="28"/>
+                <w:szCs w:val="28"/>
+                <w:lang w:val="it-IT"/>
+              </w:rPr>
               <w:t>5</w:t>
-            </w:r>
-          </w:p>
-          <w:p>
-            <w:pPr>
-              <w:spacing w:before="0" w:line="240" w:lineRule="auto"/>
-              <w:rPr>
-                <w:b/>
-                <w:sz w:val="28"/>
-                <w:szCs w:val="28"/>
-              </w:rPr>
-            </w:pPr>
-            <w:r>
-              <w:rPr>
-                <w:b/>
-                <w:sz w:val="28"/>
-                <w:szCs w:val="28"/>
-                <w:lang w:val="it-IT"/>
-              </w:rPr>
-              <w:t xml:space="preserve">Dasini No - </w:t>
-            </w:r>
-            <w:r>
-              <w:rPr>
-                <w:b/>
-                <w:sz w:val="28"/>
-                <w:szCs w:val="28"/>
-                <w:lang w:val="it-IT"/>
-              </w:rPr>
-              <w:t>34</w:t>
             </w:r>
           </w:p>
         </w:tc>
@@ -1557,83 +1123,44 @@
             <w:pPr>
               <w:spacing w:before="0" w:line="240" w:lineRule="auto"/>
               <w:rPr>
-                <w:rFonts w:ascii="BRH Malayalam Extra" w:hAnsi="BRH Malayalam Extra" w:cs="BRH Malayalam Extra"/>
-                <w:sz w:val="40"/>
-                <w:szCs w:val="40"/>
-              </w:rPr>
-            </w:pPr>
-            <w:r>
-              <w:rPr>
-                <w:rFonts w:ascii="BRH Devanagari Extra" w:hAnsi="BRH Devanagari Extra" w:cs="BRH Devanagari Extra"/>
-                <w:sz w:val="40"/>
-                <w:szCs w:val="40"/>
-              </w:rPr>
-              <w:t>A</w:t>
-            </w:r>
-            <w:r>
-              <w:rPr>
-                <w:rFonts w:ascii="BRH Malayalam Extra" w:hAnsi="BRH Malayalam Extra" w:cs="BRH Devanagari Extra"/>
-                <w:sz w:val="32"/>
-                <w:szCs w:val="40"/>
-              </w:rPr>
-              <w:t>–</w:t>
-            </w:r>
-            <w:r>
-              <w:rPr>
-                <w:rFonts w:ascii="BRH Devanagari Extra" w:hAnsi="BRH Devanagari Extra" w:cs="BRH Devanagari Extra"/>
-                <w:sz w:val="40"/>
-                <w:szCs w:val="40"/>
-              </w:rPr>
-              <w:t>ÎalÉ</w:t>
-            </w:r>
-            <w:r>
-              <w:rPr>
-                <w:rFonts w:ascii="BRH Malayalam Extra" w:hAnsi="BRH Malayalam Extra" w:cs="BRH Devanagari Extra"/>
-                <w:sz w:val="32"/>
-                <w:szCs w:val="40"/>
-              </w:rPr>
-              <w:t>–</w:t>
-            </w:r>
-            <w:r>
-              <w:rPr>
-                <w:rFonts w:ascii="BRH Devanagari Extra" w:hAnsi="BRH Devanagari Extra" w:cs="BRH Devanagari Extra"/>
-                <w:sz w:val="40"/>
-                <w:szCs w:val="40"/>
-              </w:rPr>
-              <w:t>WûÉå</w:t>
-            </w:r>
-            <w:r>
-              <w:rPr>
-                <w:rFonts w:ascii="BRH Malayalam Extra" w:hAnsi="BRH Malayalam Extra" w:cs="BRH Devanagari Extra"/>
-                <w:sz w:val="32"/>
-                <w:szCs w:val="40"/>
-              </w:rPr>
-              <w:t>–</w:t>
-            </w:r>
-            <w:r>
-              <w:rPr>
-                <w:rFonts w:ascii="BRH Devanagari Extra" w:hAnsi="BRH Devanagari Extra" w:cs="BRH Devanagari Extra"/>
-                <w:sz w:val="40"/>
-                <w:szCs w:val="40"/>
-              </w:rPr>
-              <w:t>§ÉÇ Æ</w:t>
-            </w:r>
-            <w:r>
-              <w:rPr>
                 <w:rFonts w:ascii="BRH Devanagari Extra" w:hAnsi="BRH Devanagari Extra" w:cs="BRH Devanagari Extra"/>
                 <w:sz w:val="40"/>
                 <w:szCs w:val="40"/>
                 <w:highlight w:val="yellow"/>
               </w:rPr>
-              <w:t>rÉ</w:t>
-            </w:r>
-            <w:r>
-              <w:rPr>
-                <w:rFonts w:ascii="BRH Devanagari Extra" w:hAnsi="BRH Devanagari Extra" w:cs="BRH Devanagari Extra"/>
-                <w:sz w:val="40"/>
-                <w:szCs w:val="40"/>
-              </w:rPr>
-              <w:t>¥ÉÉlÉÉÿqÉç ||</w:t>
+            </w:pPr>
+            <w:r>
+              <w:rPr>
+                <w:rFonts w:ascii="BRH Devanagari Extra" w:hAnsi="BRH Devanagari Extra" w:cs="BRH Devanagari Extra"/>
+                <w:sz w:val="40"/>
+                <w:szCs w:val="40"/>
+              </w:rPr>
+              <w:t>iÉSèurÉþÍcÉ</w:t>
+            </w:r>
+            <w:r>
+              <w:rPr>
+                <w:rFonts w:ascii="BRH Devanagari Extra" w:hAnsi="BRH Devanagari Extra" w:cs="BRH Devanagari Extra"/>
+                <w:sz w:val="40"/>
+                <w:szCs w:val="40"/>
+                <w:highlight w:val="yellow"/>
+              </w:rPr>
+              <w:t>ÌMü</w:t>
+            </w:r>
+            <w:r>
+              <w:rPr>
+                <w:rFonts w:ascii="BRH Malayalam Extra" w:hAnsi="BRH Malayalam Extra" w:cs="BRH Devanagari Extra"/>
+                <w:sz w:val="32"/>
+                <w:szCs w:val="40"/>
+              </w:rPr>
+              <w:t>–</w:t>
+            </w:r>
+            <w:r>
+              <w:rPr>
+                <w:rFonts w:ascii="BRH Devanagari Extra" w:hAnsi="BRH Devanagari Extra" w:cs="BRH Devanagari Extra"/>
+                <w:sz w:val="40"/>
+                <w:szCs w:val="40"/>
+              </w:rPr>
+              <w:t>jxÉiÉç |</w:t>
             </w:r>
           </w:p>
         </w:tc>
@@ -1645,66 +1172,18 @@
             <w:pPr>
               <w:spacing w:before="0" w:line="240" w:lineRule="auto"/>
               <w:rPr>
-                <w:rFonts w:ascii="BRH Malayalam Extra" w:hAnsi="BRH Malayalam Extra" w:cs="BRH Malayalam Extra"/>
-                <w:sz w:val="40"/>
-                <w:szCs w:val="40"/>
-              </w:rPr>
-            </w:pPr>
-            <w:r>
-              <w:rPr>
-                <w:rFonts w:ascii="BRH Devanagari Extra" w:hAnsi="BRH Devanagari Extra" w:cs="BRH Devanagari Extra"/>
-                <w:sz w:val="40"/>
-                <w:szCs w:val="40"/>
-              </w:rPr>
-              <w:t>A</w:t>
-            </w:r>
-            <w:r>
-              <w:rPr>
-                <w:rFonts w:ascii="BRH Malayalam Extra" w:hAnsi="BRH Malayalam Extra" w:cs="BRH Devanagari Extra"/>
-                <w:sz w:val="32"/>
-                <w:szCs w:val="40"/>
-              </w:rPr>
-              <w:t>–</w:t>
-            </w:r>
-            <w:r>
-              <w:rPr>
-                <w:rFonts w:ascii="BRH Devanagari Extra" w:hAnsi="BRH Devanagari Extra" w:cs="BRH Devanagari Extra"/>
-                <w:sz w:val="40"/>
-                <w:szCs w:val="40"/>
-              </w:rPr>
-              <w:t>ÎalÉ</w:t>
-            </w:r>
-            <w:r>
-              <w:rPr>
-                <w:rFonts w:ascii="BRH Malayalam Extra" w:hAnsi="BRH Malayalam Extra" w:cs="BRH Devanagari Extra"/>
-                <w:sz w:val="32"/>
-                <w:szCs w:val="40"/>
-              </w:rPr>
-              <w:t>–</w:t>
-            </w:r>
-            <w:r>
-              <w:rPr>
-                <w:rFonts w:ascii="BRH Devanagari Extra" w:hAnsi="BRH Devanagari Extra" w:cs="BRH Devanagari Extra"/>
-                <w:sz w:val="40"/>
-                <w:szCs w:val="40"/>
-              </w:rPr>
-              <w:t>WûÉå</w:t>
-            </w:r>
-            <w:r>
-              <w:rPr>
-                <w:rFonts w:ascii="BRH Malayalam Extra" w:hAnsi="BRH Malayalam Extra" w:cs="BRH Devanagari Extra"/>
-                <w:sz w:val="32"/>
-                <w:szCs w:val="40"/>
-              </w:rPr>
-              <w:t>–</w:t>
-            </w:r>
-            <w:r>
-              <w:rPr>
-                <w:rFonts w:ascii="BRH Devanagari Extra" w:hAnsi="BRH Devanagari Extra" w:cs="BRH Devanagari Extra"/>
-                <w:sz w:val="40"/>
-                <w:szCs w:val="40"/>
-              </w:rPr>
-              <w:t xml:space="preserve">§ÉÇ </w:t>
+                <w:rFonts w:ascii="BRH Devanagari Extra" w:hAnsi="BRH Devanagari Extra" w:cs="BRH Devanagari Extra"/>
+                <w:sz w:val="40"/>
+                <w:szCs w:val="40"/>
+              </w:rPr>
+            </w:pPr>
+            <w:r>
+              <w:rPr>
+                <w:rFonts w:ascii="BRH Devanagari Extra" w:hAnsi="BRH Devanagari Extra" w:cs="BRH Devanagari Extra"/>
+                <w:sz w:val="40"/>
+                <w:szCs w:val="40"/>
+              </w:rPr>
+              <w:t>iÉSèurÉþÍcÉ</w:t>
             </w:r>
             <w:r>
               <w:rPr>
@@ -1713,23 +1192,15 @@
                 <w:szCs w:val="40"/>
                 <w:highlight w:val="green"/>
               </w:rPr>
-              <w:t>ÆrÉ</w:t>
-            </w:r>
-            <w:r>
-              <w:rPr>
-                <w:rFonts w:ascii="BRH Malayalam Extra" w:hAnsi="BRH Malayalam Extra" w:cs="BRH Devanagari Extra"/>
-                <w:sz w:val="32"/>
-                <w:szCs w:val="40"/>
-              </w:rPr>
-              <w:t>–</w:t>
-            </w:r>
-            <w:r>
-              <w:rPr>
-                <w:rFonts w:ascii="BRH Devanagari Extra" w:hAnsi="BRH Devanagari Extra" w:cs="BRH Devanagari Extra"/>
-                <w:sz w:val="40"/>
-                <w:szCs w:val="40"/>
-              </w:rPr>
-              <w:t>¥ÉÉlÉÉÿqÉç ||</w:t>
+              <w:t>ÌMü</w:t>
+            </w:r>
+            <w:r>
+              <w:rPr>
+                <w:rFonts w:ascii="BRH Devanagari Extra" w:hAnsi="BRH Devanagari Extra" w:cs="BRH Devanagari Extra"/>
+                <w:sz w:val="40"/>
+                <w:szCs w:val="40"/>
+              </w:rPr>
+              <w:t>jxÉiÉç |</w:t>
             </w:r>
           </w:p>
         </w:tc>
@@ -1759,6 +1230,7 @@
                 <w:szCs w:val="28"/>
                 <w:lang w:val="it-IT"/>
               </w:rPr>
+              <w:lastRenderedPageBreak/>
               <w:t>TB 2.</w:t>
             </w:r>
             <w:r>
@@ -1768,7 +1240,7 @@
                 <w:szCs w:val="28"/>
                 <w:lang w:val="it-IT"/>
               </w:rPr>
-              <w:t>2.4.1</w:t>
+              <w:t>3.2.4</w:t>
             </w:r>
           </w:p>
           <w:p>
@@ -1806,35 +1278,36 @@
                 <w:szCs w:val="28"/>
                 <w:lang w:val="it-IT"/>
               </w:rPr>
+              <w:t>5</w:t>
+            </w:r>
+          </w:p>
+          <w:p>
+            <w:pPr>
+              <w:spacing w:before="0" w:line="240" w:lineRule="auto"/>
+              <w:rPr>
+                <w:b/>
+                <w:sz w:val="28"/>
+                <w:szCs w:val="28"/>
+                <w:lang w:val="it-IT"/>
+              </w:rPr>
+            </w:pPr>
+            <w:r>
+              <w:rPr>
+                <w:b/>
+                <w:sz w:val="28"/>
+                <w:szCs w:val="28"/>
+                <w:lang w:val="it-IT"/>
+              </w:rPr>
+              <w:t xml:space="preserve">Dasini No - </w:t>
+            </w:r>
+            <w:r>
+              <w:rPr>
+                <w:b/>
+                <w:sz w:val="28"/>
+                <w:szCs w:val="28"/>
+                <w:lang w:val="it-IT"/>
+              </w:rPr>
               <w:t>7</w:t>
-            </w:r>
-          </w:p>
-          <w:p>
-            <w:pPr>
-              <w:spacing w:before="0" w:line="240" w:lineRule="auto"/>
-              <w:rPr>
-                <w:b/>
-                <w:sz w:val="28"/>
-                <w:szCs w:val="28"/>
-              </w:rPr>
-            </w:pPr>
-            <w:r>
-              <w:rPr>
-                <w:b/>
-                <w:sz w:val="28"/>
-                <w:szCs w:val="28"/>
-                <w:lang w:val="it-IT"/>
-              </w:rPr>
-              <w:t xml:space="preserve">Dasini No - </w:t>
-            </w:r>
-            <w:r>
-              <w:rPr>
-                <w:b/>
-                <w:sz w:val="28"/>
-                <w:szCs w:val="28"/>
-                <w:lang w:val="it-IT"/>
-              </w:rPr>
-              <w:t>21</w:t>
             </w:r>
           </w:p>
         </w:tc>
@@ -1856,49 +1329,25 @@
                 <w:rFonts w:ascii="BRH Devanagari Extra" w:hAnsi="BRH Devanagari Extra" w:cs="BRH Devanagari Extra"/>
                 <w:sz w:val="40"/>
                 <w:szCs w:val="40"/>
-              </w:rPr>
-              <w:t>iÉxrÉæ</w:t>
-            </w:r>
-            <w:r>
-              <w:rPr>
-                <w:rFonts w:ascii="BRH Malayalam Extra" w:hAnsi="BRH Malayalam Extra" w:cs="BRH Devanagari Extra"/>
-                <w:sz w:val="32"/>
-                <w:szCs w:val="40"/>
-              </w:rPr>
-              <w:t>–</w:t>
-            </w:r>
-            <w:r>
-              <w:rPr>
-                <w:rFonts w:ascii="BRH Devanagari Extra" w:hAnsi="BRH Devanagari Extra" w:cs="BRH Devanagari Extra"/>
-                <w:sz w:val="40"/>
-                <w:szCs w:val="40"/>
                 <w:highlight w:val="yellow"/>
               </w:rPr>
-              <w:t>iÉÉþ</w:t>
-            </w:r>
-            <w:r>
-              <w:rPr>
-                <w:rFonts w:ascii="BRH Devanagari Extra" w:hAnsi="BRH Devanagari Extra" w:cs="BRH Devanagari Extra"/>
-                <w:sz w:val="40"/>
-                <w:szCs w:val="40"/>
-              </w:rPr>
-              <w:t>uÉirÉå</w:t>
-            </w:r>
-            <w:r>
-              <w:rPr>
-                <w:rFonts w:ascii="BRH Malayalam Extra" w:hAnsi="BRH Malayalam Extra" w:cs="BRH Devanagari Extra"/>
-                <w:sz w:val="32"/>
-                <w:szCs w:val="40"/>
-              </w:rPr>
-              <w:t>–</w:t>
-            </w:r>
-            <w:r>
-              <w:rPr>
-                <w:rFonts w:ascii="BRH Devanagari Extra" w:hAnsi="BRH Devanagari Extra" w:cs="BRH Devanagari Extra"/>
-                <w:sz w:val="40"/>
-                <w:szCs w:val="40"/>
-              </w:rPr>
-              <w:t>uÉ uÉÉaÉÉxÉÏÿiÉç |</w:t>
+              <w:t>ÌuÉ</w:t>
+            </w:r>
+            <w:r>
+              <w:rPr>
+                <w:rFonts w:ascii="BRH Malayalam Extra" w:hAnsi="BRH Malayalam Extra" w:cs="BRH Devanagari Extra"/>
+                <w:sz w:val="32"/>
+                <w:szCs w:val="40"/>
+              </w:rPr>
+              <w:t>–</w:t>
+            </w:r>
+            <w:r>
+              <w:rPr>
+                <w:rFonts w:ascii="BRH Devanagari Extra" w:hAnsi="BRH Devanagari Extra" w:cs="BRH Devanagari Extra"/>
+                <w:sz w:val="40"/>
+                <w:szCs w:val="40"/>
+              </w:rPr>
+              <w:t>whÉÉåUSèkrÉÉåwÉþkÉÏUxÉ×eÉiÉ |</w:t>
             </w:r>
           </w:p>
         </w:tc>
@@ -1921,23 +1370,7 @@
                 <w:sz w:val="40"/>
                 <w:szCs w:val="40"/>
               </w:rPr>
-              <w:t>iÉxrÉæ</w:t>
-            </w:r>
-            <w:r>
-              <w:rPr>
-                <w:rFonts w:ascii="BRH Malayalam Extra" w:hAnsi="BRH Malayalam Extra" w:cs="BRH Devanagari Extra"/>
-                <w:sz w:val="32"/>
-                <w:szCs w:val="40"/>
-              </w:rPr>
-              <w:t>–</w:t>
-            </w:r>
-            <w:r>
-              <w:rPr>
-                <w:rFonts w:ascii="BRH Devanagari Extra" w:hAnsi="BRH Devanagari Extra" w:cs="BRH Devanagari Extra"/>
-                <w:sz w:val="40"/>
-                <w:szCs w:val="40"/>
-              </w:rPr>
-              <w:t>iÉÉ</w:t>
+              <w:t>ÌuÉ</w:t>
             </w:r>
             <w:r>
               <w:rPr>
@@ -1946,323 +1379,23 @@
                 <w:szCs w:val="40"/>
                 <w:highlight w:val="green"/>
               </w:rPr>
-              <w:t>uÉ</w:t>
-            </w:r>
-            <w:r>
-              <w:rPr>
-                <w:rFonts w:ascii="BRH Devanagari Extra" w:hAnsi="BRH Devanagari Extra" w:cs="BRH Devanagari Extra"/>
-                <w:sz w:val="40"/>
-                <w:szCs w:val="40"/>
-              </w:rPr>
-              <w:t>þirÉå</w:t>
-            </w:r>
-            <w:r>
-              <w:rPr>
-                <w:rFonts w:ascii="BRH Malayalam Extra" w:hAnsi="BRH Malayalam Extra" w:cs="BRH Devanagari Extra"/>
-                <w:sz w:val="32"/>
-                <w:szCs w:val="40"/>
-              </w:rPr>
-              <w:t>–</w:t>
-            </w:r>
-            <w:r>
-              <w:rPr>
-                <w:rFonts w:ascii="BRH Devanagari Extra" w:hAnsi="BRH Devanagari Extra" w:cs="BRH Devanagari Extra"/>
-                <w:sz w:val="40"/>
-                <w:szCs w:val="40"/>
-              </w:rPr>
-              <w:t>uÉ uÉÉaÉÉxÉÏÿiÉç |</w:t>
-            </w:r>
-          </w:p>
-        </w:tc>
-      </w:tr>
-      <w:tr>
-        <w:trPr>
-          <w:trHeight w:val="929"/>
-        </w:trPr>
-        <w:tc>
-          <w:tcPr>
-            <w:tcW w:w="3168" w:type="dxa"/>
-          </w:tcPr>
-          <w:p>
-            <w:pPr>
-              <w:spacing w:before="0" w:line="240" w:lineRule="auto"/>
-              <w:rPr>
-                <w:b/>
-                <w:sz w:val="28"/>
-                <w:szCs w:val="28"/>
-                <w:lang w:val="it-IT"/>
-              </w:rPr>
-            </w:pPr>
-            <w:r>
-              <w:rPr>
-                <w:b/>
-                <w:sz w:val="28"/>
-                <w:szCs w:val="28"/>
-                <w:lang w:val="it-IT"/>
-              </w:rPr>
-              <w:t>TB 2.</w:t>
-            </w:r>
-            <w:r>
-              <w:rPr>
-                <w:b/>
-                <w:sz w:val="28"/>
-                <w:szCs w:val="28"/>
-                <w:lang w:val="it-IT"/>
-              </w:rPr>
-              <w:t>4.</w:t>
-            </w:r>
-            <w:r>
-              <w:rPr>
-                <w:b/>
-                <w:sz w:val="28"/>
-                <w:szCs w:val="28"/>
-                <w:lang w:val="it-IT"/>
-              </w:rPr>
-              <w:t>6.3</w:t>
-            </w:r>
-          </w:p>
-          <w:p>
-            <w:pPr>
-              <w:spacing w:before="0" w:line="240" w:lineRule="auto"/>
-              <w:rPr>
-                <w:b/>
-                <w:sz w:val="28"/>
-                <w:szCs w:val="28"/>
-                <w:lang w:val="it-IT"/>
-              </w:rPr>
-            </w:pPr>
-            <w:r>
-              <w:rPr>
-                <w:b/>
-                <w:sz w:val="28"/>
-                <w:szCs w:val="28"/>
-                <w:lang w:val="it-IT"/>
-              </w:rPr>
-              <w:t>Line No. - 1</w:t>
-            </w:r>
-          </w:p>
-          <w:p>
-            <w:pPr>
-              <w:spacing w:before="0" w:line="240" w:lineRule="auto"/>
-              <w:rPr>
-                <w:sz w:val="28"/>
-                <w:szCs w:val="28"/>
-                <w:lang w:val="it-IT"/>
-              </w:rPr>
-            </w:pPr>
-            <w:r>
-              <w:rPr>
-                <w:b/>
-                <w:sz w:val="28"/>
-                <w:szCs w:val="28"/>
-                <w:lang w:val="it-IT"/>
-              </w:rPr>
-              <w:t>Dasini No - 53</w:t>
-            </w:r>
-          </w:p>
-        </w:tc>
-        <w:tc>
-          <w:tcPr>
-            <w:tcW w:w="5387" w:type="dxa"/>
-          </w:tcPr>
-          <w:p>
-            <w:pPr>
-              <w:spacing w:before="0" w:line="240" w:lineRule="auto"/>
-              <w:rPr>
-                <w:rFonts w:ascii="BRH Devanagari Extra" w:hAnsi="BRH Devanagari Extra" w:cs="BRH Devanagari Extra"/>
-                <w:sz w:val="36"/>
-                <w:szCs w:val="36"/>
-                <w:lang w:val="it-IT"/>
-              </w:rPr>
-            </w:pPr>
-            <w:r>
-              <w:rPr>
-                <w:rFonts w:ascii="BRH Devanagari Extra" w:hAnsi="BRH Devanagari Extra" w:cs="BRH Devanagari Extra"/>
-                <w:sz w:val="40"/>
-                <w:szCs w:val="40"/>
-                <w:lang w:val="it-IT" w:bidi="ml-IN"/>
-              </w:rPr>
-              <w:t>zÉ×</w:t>
-            </w:r>
-            <w:r>
-              <w:rPr>
-                <w:rFonts w:ascii="BRH Malayalam Extra" w:hAnsi="BRH Malayalam Extra" w:cs="BRH Devanagari Extra"/>
-                <w:sz w:val="32"/>
-                <w:szCs w:val="40"/>
-                <w:lang w:val="it-IT" w:bidi="ml-IN"/>
-              </w:rPr>
-              <w:t>–</w:t>
-            </w:r>
-            <w:r>
-              <w:rPr>
-                <w:rFonts w:ascii="BRH Devanagari Extra" w:hAnsi="BRH Devanagari Extra" w:cs="BRH Devanagari Extra"/>
-                <w:sz w:val="40"/>
-                <w:szCs w:val="40"/>
-                <w:lang w:val="it-IT" w:bidi="ml-IN"/>
-              </w:rPr>
-              <w:t>huÉlÉçiuÉ</w:t>
-            </w:r>
-            <w:r>
-              <w:rPr>
-                <w:rFonts w:ascii="BRH Malayalam Extra" w:hAnsi="BRH Malayalam Extra" w:cs="BRH Devanagari Extra"/>
-                <w:sz w:val="32"/>
-                <w:szCs w:val="40"/>
-                <w:lang w:val="it-IT" w:bidi="ml-IN"/>
-              </w:rPr>
-              <w:t>–</w:t>
-            </w:r>
-            <w:r>
-              <w:rPr>
-                <w:rFonts w:ascii="BRH Devanagari Extra" w:hAnsi="BRH Devanagari Extra" w:cs="BRH Devanagari Extra"/>
-                <w:sz w:val="40"/>
-                <w:szCs w:val="40"/>
-                <w:lang w:val="it-IT" w:bidi="ml-IN"/>
-              </w:rPr>
-              <w:t>qÉ×</w:t>
-            </w:r>
-            <w:r>
-              <w:rPr>
-                <w:rFonts w:ascii="BRH Devanagari Extra" w:hAnsi="BRH Devanagari Extra" w:cs="BRH Devanagari Extra"/>
-                <w:sz w:val="40"/>
-                <w:szCs w:val="40"/>
-                <w:highlight w:val="yellow"/>
-                <w:lang w:val="it-IT" w:bidi="ml-IN"/>
-              </w:rPr>
-              <w:t>iÉ</w:t>
-            </w:r>
-            <w:r>
-              <w:rPr>
-                <w:rFonts w:ascii="BRH Devanagari Extra" w:hAnsi="BRH Devanagari Extra" w:cs="BRH Devanagari Extra"/>
-                <w:sz w:val="40"/>
-                <w:szCs w:val="40"/>
-                <w:lang w:val="it-IT" w:bidi="ml-IN"/>
-              </w:rPr>
-              <w:t>xrÉ</w:t>
-            </w:r>
-            <w:r>
-              <w:rPr>
-                <w:rFonts w:ascii="BRH Malayalam Extra" w:hAnsi="BRH Malayalam Extra" w:cs="BRH Devanagari Extra"/>
-                <w:sz w:val="32"/>
-                <w:szCs w:val="40"/>
-                <w:lang w:val="it-IT" w:bidi="ml-IN"/>
-              </w:rPr>
-              <w:t>–</w:t>
-            </w:r>
-            <w:r>
-              <w:rPr>
-                <w:rFonts w:ascii="BRH Devanagari Extra" w:hAnsi="BRH Devanagari Extra" w:cs="BRH Devanagari Extra"/>
-                <w:sz w:val="40"/>
-                <w:szCs w:val="40"/>
-                <w:lang w:val="it-IT" w:bidi="ml-IN"/>
-              </w:rPr>
-              <w:t xml:space="preserve"> rÉå | </w:t>
-            </w:r>
-            <w:r>
-              <w:rPr>
-                <w:rFonts w:ascii="BRH Malayalam Extra" w:hAnsi="BRH Malayalam Extra" w:cs="BRH Malayalam Extra"/>
-                <w:sz w:val="40"/>
-                <w:szCs w:val="40"/>
-                <w:lang w:val="it-IT"/>
-              </w:rPr>
-              <w:t xml:space="preserve"> </w:t>
-            </w:r>
-          </w:p>
-        </w:tc>
-        <w:tc>
-          <w:tcPr>
-            <w:tcW w:w="5528" w:type="dxa"/>
-          </w:tcPr>
-          <w:p>
-            <w:pPr>
-              <w:spacing w:before="0" w:line="240" w:lineRule="auto"/>
-              <w:rPr>
-                <w:rFonts w:cs="Arial"/>
-                <w:sz w:val="36"/>
-                <w:szCs w:val="36"/>
-                <w:lang w:val="it-IT"/>
-              </w:rPr>
-            </w:pPr>
-            <w:r>
-              <w:rPr>
-                <w:rFonts w:ascii="BRH Devanagari Extra" w:hAnsi="BRH Devanagari Extra" w:cs="BRH Devanagari Extra"/>
-                <w:sz w:val="40"/>
-                <w:szCs w:val="40"/>
-                <w:lang w:val="it-IT" w:bidi="ml-IN"/>
-              </w:rPr>
-              <w:t>zÉ×</w:t>
-            </w:r>
-            <w:r>
-              <w:rPr>
-                <w:rFonts w:ascii="BRH Malayalam Extra" w:hAnsi="BRH Malayalam Extra" w:cs="BRH Devanagari Extra"/>
-                <w:sz w:val="32"/>
-                <w:szCs w:val="40"/>
-                <w:lang w:val="it-IT" w:bidi="ml-IN"/>
-              </w:rPr>
-              <w:t>–</w:t>
-            </w:r>
-            <w:r>
-              <w:rPr>
-                <w:rFonts w:ascii="BRH Devanagari Extra" w:hAnsi="BRH Devanagari Extra" w:cs="BRH Devanagari Extra"/>
-                <w:sz w:val="40"/>
-                <w:szCs w:val="40"/>
-                <w:lang w:val="it-IT" w:bidi="ml-IN"/>
-              </w:rPr>
-              <w:t>huÉlÉçiuÉ</w:t>
-            </w:r>
-            <w:r>
-              <w:rPr>
-                <w:rFonts w:ascii="BRH Malayalam Extra" w:hAnsi="BRH Malayalam Extra" w:cs="BRH Devanagari Extra"/>
-                <w:sz w:val="32"/>
-                <w:szCs w:val="40"/>
-                <w:lang w:val="it-IT" w:bidi="ml-IN"/>
-              </w:rPr>
-              <w:t>–</w:t>
-            </w:r>
-            <w:r>
-              <w:rPr>
-                <w:rFonts w:ascii="BRH Devanagari Extra" w:hAnsi="BRH Devanagari Extra" w:cs="BRH Devanagari Extra"/>
-                <w:sz w:val="40"/>
-                <w:szCs w:val="40"/>
-                <w:lang w:val="it-IT" w:bidi="ml-IN"/>
-              </w:rPr>
-              <w:t>qÉ×</w:t>
-            </w:r>
-            <w:r>
-              <w:rPr>
-                <w:rFonts w:ascii="BRH Devanagari Extra" w:hAnsi="BRH Devanagari Extra" w:cs="BRH Devanagari Extra"/>
-                <w:sz w:val="40"/>
-                <w:szCs w:val="40"/>
-                <w:highlight w:val="green"/>
-                <w:lang w:val="it-IT" w:bidi="ml-IN"/>
-              </w:rPr>
-              <w:t>iÉ</w:t>
-            </w:r>
-            <w:r>
-              <w:rPr>
-                <w:rFonts w:ascii="BRH Devanagari Extra" w:hAnsi="BRH Devanagari Extra" w:cs="BRH Devanagari Extra"/>
-                <w:sz w:val="40"/>
-                <w:szCs w:val="40"/>
-                <w:lang w:val="it-IT" w:bidi="ml-IN"/>
-              </w:rPr>
-              <w:t>þxrÉ</w:t>
-            </w:r>
-            <w:r>
-              <w:rPr>
-                <w:rFonts w:ascii="BRH Malayalam Extra" w:hAnsi="BRH Malayalam Extra" w:cs="BRH Devanagari Extra"/>
-                <w:sz w:val="32"/>
-                <w:szCs w:val="40"/>
-                <w:lang w:val="it-IT" w:bidi="ml-IN"/>
-              </w:rPr>
-              <w:t>–</w:t>
-            </w:r>
-            <w:r>
-              <w:rPr>
-                <w:rFonts w:ascii="BRH Devanagari Extra" w:hAnsi="BRH Devanagari Extra" w:cs="BRH Devanagari Extra"/>
-                <w:sz w:val="40"/>
-                <w:szCs w:val="40"/>
-                <w:lang w:val="it-IT" w:bidi="ml-IN"/>
-              </w:rPr>
-              <w:t xml:space="preserve"> rÉå |</w:t>
+              <w:t>whÉÉ</w:t>
+            </w:r>
+            <w:r>
+              <w:rPr>
+                <w:rFonts w:ascii="BRH Malayalam Extra" w:hAnsi="BRH Malayalam Extra" w:cs="BRH Devanagari Extra"/>
+                <w:sz w:val="32"/>
+                <w:szCs w:val="40"/>
+              </w:rPr>
+              <w:t>–</w:t>
+            </w:r>
+            <w:r>
+              <w:rPr>
+                <w:rFonts w:ascii="BRH Devanagari Extra" w:hAnsi="BRH Devanagari Extra" w:cs="BRH Devanagari Extra"/>
+                <w:sz w:val="40"/>
+                <w:szCs w:val="40"/>
+              </w:rPr>
+              <w:t>åUSèkrÉÉåwÉþkÉÏUxÉ×eÉiÉ |</w:t>
             </w:r>
           </w:p>
         </w:tc>
@@ -2278,7 +1411,6 @@
           <w:sz w:val="32"/>
           <w:szCs w:val="32"/>
           <w:u w:val="single"/>
-          <w:lang w:val="en-IN"/>
         </w:rPr>
       </w:pPr>
       <w:r>
@@ -2288,9 +1420,8 @@
           <w:sz w:val="32"/>
           <w:szCs w:val="32"/>
           <w:u w:val="single"/>
-          <w:lang w:val="en-IN"/>
-        </w:rPr>
-        <w:t>===========</w:t>
+        </w:rPr>
+        <w:t>=============</w:t>
       </w:r>
     </w:p>
     <w:p>
@@ -2383,7 +1514,11 @@
           <w:u w:val="single"/>
         </w:rPr>
       </w:pPr>
-      <w:r>
+    </w:p>
+    <w:p>
+      <w:pPr>
+        <w:spacing w:before="0"/>
+        <w:jc w:val="center"/>
         <w:rPr>
           <w:b/>
           <w:bCs/>
@@ -2391,11 +1526,12 @@
           <w:szCs w:val="32"/>
           <w:u w:val="single"/>
         </w:rPr>
-        <w:lastRenderedPageBreak/>
-        <w:t xml:space="preserve">TaittirIya BrAhmaNam TB 2.1 - </w:t>
-      </w:r>
-      <w:proofErr w:type="gramStart"/>
-      <w:r>
+      </w:pPr>
+    </w:p>
+    <w:p>
+      <w:pPr>
+        <w:spacing w:before="0"/>
+        <w:jc w:val="center"/>
         <w:rPr>
           <w:b/>
           <w:bCs/>
@@ -2403,9 +1539,17 @@
           <w:szCs w:val="32"/>
           <w:u w:val="single"/>
         </w:rPr>
-        <w:t>2.4  Book</w:t>
+      </w:pPr>
+      <w:r>
+        <w:rPr>
+          <w:b/>
+          <w:bCs/>
+          <w:sz w:val="32"/>
+          <w:szCs w:val="32"/>
+          <w:u w:val="single"/>
+        </w:rPr>
+        <w:t>TaittirIya BrAhmaNam TB 2.1 - 2.4  Book</w:t>
       </w:r>
-      <w:proofErr w:type="gramEnd"/>
       <w:r>
         <w:rPr>
           <w:b/>
@@ -2477,7 +1621,7 @@
           <w:szCs w:val="32"/>
           <w:u w:val="single"/>
         </w:rPr>
-        <w:t>30th June 2021</w:t>
+        <w:t>30th June 2024</w:t>
       </w:r>
     </w:p>
     <w:p>
@@ -2652,6 +1796,1362 @@
                 <w:szCs w:val="28"/>
                 <w:lang w:val="it-IT"/>
               </w:rPr>
+              <w:t>TB 2.</w:t>
+            </w:r>
+            <w:r>
+              <w:rPr>
+                <w:b/>
+                <w:sz w:val="28"/>
+                <w:szCs w:val="28"/>
+                <w:lang w:val="it-IT"/>
+              </w:rPr>
+              <w:t>1.2.4</w:t>
+            </w:r>
+          </w:p>
+          <w:p>
+            <w:pPr>
+              <w:spacing w:before="0" w:line="240" w:lineRule="auto"/>
+              <w:rPr>
+                <w:b/>
+                <w:sz w:val="28"/>
+                <w:szCs w:val="28"/>
+                <w:lang w:val="it-IT"/>
+              </w:rPr>
+            </w:pPr>
+            <w:r>
+              <w:rPr>
+                <w:b/>
+                <w:sz w:val="28"/>
+                <w:szCs w:val="28"/>
+                <w:lang w:val="it-IT"/>
+              </w:rPr>
+              <w:t xml:space="preserve">Statement </w:t>
+            </w:r>
+            <w:r>
+              <w:rPr>
+                <w:b/>
+                <w:sz w:val="28"/>
+                <w:szCs w:val="28"/>
+                <w:lang w:val="it-IT"/>
+              </w:rPr>
+              <w:t xml:space="preserve">No. - </w:t>
+            </w:r>
+            <w:r>
+              <w:rPr>
+                <w:b/>
+                <w:sz w:val="28"/>
+                <w:szCs w:val="28"/>
+                <w:lang w:val="it-IT"/>
+              </w:rPr>
+              <w:t>6</w:t>
+            </w:r>
+          </w:p>
+          <w:p>
+            <w:pPr>
+              <w:spacing w:before="0" w:line="240" w:lineRule="auto"/>
+              <w:rPr>
+                <w:b/>
+                <w:sz w:val="28"/>
+                <w:szCs w:val="28"/>
+                <w:lang w:val="it-IT"/>
+              </w:rPr>
+            </w:pPr>
+            <w:r>
+              <w:rPr>
+                <w:b/>
+                <w:sz w:val="28"/>
+                <w:szCs w:val="28"/>
+                <w:lang w:val="it-IT"/>
+              </w:rPr>
+              <w:t xml:space="preserve">Dasini No - </w:t>
+            </w:r>
+            <w:r>
+              <w:rPr>
+                <w:b/>
+                <w:sz w:val="28"/>
+                <w:szCs w:val="28"/>
+                <w:lang w:val="it-IT"/>
+              </w:rPr>
+              <w:t>7</w:t>
+            </w:r>
+          </w:p>
+        </w:tc>
+        <w:tc>
+          <w:tcPr>
+            <w:tcW w:w="5387" w:type="dxa"/>
+          </w:tcPr>
+          <w:p>
+            <w:pPr>
+              <w:spacing w:before="0" w:line="240" w:lineRule="auto"/>
+              <w:rPr>
+                <w:rFonts w:ascii="BRH Malayalam Extra" w:hAnsi="BRH Malayalam Extra" w:cs="BRH Malayalam Extra"/>
+                <w:sz w:val="40"/>
+                <w:szCs w:val="40"/>
+              </w:rPr>
+            </w:pPr>
+            <w:r>
+              <w:rPr>
+                <w:rFonts w:ascii="BRH Devanagari Extra" w:hAnsi="BRH Devanagari Extra" w:cs="BRH Devanagari Extra"/>
+                <w:sz w:val="40"/>
+                <w:szCs w:val="40"/>
+              </w:rPr>
+              <w:t xml:space="preserve">xÉ </w:t>
+            </w:r>
+            <w:r>
+              <w:rPr>
+                <w:rFonts w:ascii="BRH Devanagari Extra" w:hAnsi="BRH Devanagari Extra" w:cs="BRH Devanagari Extra"/>
+                <w:sz w:val="40"/>
+                <w:szCs w:val="40"/>
+                <w:highlight w:val="yellow"/>
+              </w:rPr>
+              <w:t>aÉÉ</w:t>
+            </w:r>
+            <w:r>
+              <w:rPr>
+                <w:rFonts w:ascii="BRH Devanagari Extra" w:hAnsi="BRH Devanagari Extra" w:cs="BRH Devanagari Extra"/>
+                <w:sz w:val="40"/>
+                <w:szCs w:val="40"/>
+              </w:rPr>
+              <w:t>þqÉxÉ×eÉiÉ |</w:t>
+            </w:r>
+          </w:p>
+        </w:tc>
+        <w:tc>
+          <w:tcPr>
+            <w:tcW w:w="5528" w:type="dxa"/>
+          </w:tcPr>
+          <w:p>
+            <w:pPr>
+              <w:spacing w:before="0" w:line="240" w:lineRule="auto"/>
+              <w:rPr>
+                <w:rFonts w:ascii="BRH Malayalam Extra" w:hAnsi="BRH Malayalam Extra" w:cs="BRH Malayalam Extra"/>
+                <w:sz w:val="40"/>
+                <w:szCs w:val="40"/>
+              </w:rPr>
+            </w:pPr>
+            <w:r>
+              <w:rPr>
+                <w:rFonts w:ascii="BRH Devanagari Extra" w:hAnsi="BRH Devanagari Extra" w:cs="BRH Devanagari Extra"/>
+                <w:sz w:val="40"/>
+                <w:szCs w:val="40"/>
+              </w:rPr>
+              <w:t>xÉ aÉÉ</w:t>
+            </w:r>
+            <w:r>
+              <w:rPr>
+                <w:rFonts w:ascii="BRH Devanagari Extra" w:hAnsi="BRH Devanagari Extra" w:cs="BRH Devanagari Extra"/>
+                <w:sz w:val="40"/>
+                <w:szCs w:val="40"/>
+                <w:highlight w:val="green"/>
+              </w:rPr>
+              <w:t>qÉ</w:t>
+            </w:r>
+            <w:r>
+              <w:rPr>
+                <w:rFonts w:ascii="BRH Devanagari Extra" w:hAnsi="BRH Devanagari Extra" w:cs="BRH Devanagari Extra"/>
+                <w:sz w:val="40"/>
+                <w:szCs w:val="40"/>
+              </w:rPr>
+              <w:t>þxÉ×eÉiÉ |</w:t>
+            </w:r>
+          </w:p>
+        </w:tc>
+      </w:tr>
+      <w:tr>
+        <w:trPr>
+          <w:trHeight w:val="929"/>
+        </w:trPr>
+        <w:tc>
+          <w:tcPr>
+            <w:tcW w:w="3168" w:type="dxa"/>
+          </w:tcPr>
+          <w:p>
+            <w:pPr>
+              <w:spacing w:before="0" w:line="240" w:lineRule="auto"/>
+              <w:rPr>
+                <w:b/>
+                <w:sz w:val="28"/>
+                <w:szCs w:val="28"/>
+                <w:lang w:val="it-IT"/>
+              </w:rPr>
+            </w:pPr>
+            <w:r>
+              <w:rPr>
+                <w:b/>
+                <w:sz w:val="28"/>
+                <w:szCs w:val="28"/>
+                <w:lang w:val="it-IT"/>
+              </w:rPr>
+              <w:t>TB 2.</w:t>
+            </w:r>
+            <w:r>
+              <w:rPr>
+                <w:b/>
+                <w:sz w:val="28"/>
+                <w:szCs w:val="28"/>
+                <w:lang w:val="it-IT"/>
+              </w:rPr>
+              <w:t>1.5.1</w:t>
+            </w:r>
+          </w:p>
+          <w:p>
+            <w:pPr>
+              <w:spacing w:before="0" w:line="240" w:lineRule="auto"/>
+              <w:rPr>
+                <w:b/>
+                <w:sz w:val="28"/>
+                <w:szCs w:val="28"/>
+                <w:lang w:val="it-IT"/>
+              </w:rPr>
+            </w:pPr>
+            <w:r>
+              <w:rPr>
+                <w:b/>
+                <w:sz w:val="28"/>
+                <w:szCs w:val="28"/>
+                <w:lang w:val="it-IT"/>
+              </w:rPr>
+              <w:t xml:space="preserve">Statement </w:t>
+            </w:r>
+            <w:r>
+              <w:rPr>
+                <w:b/>
+                <w:sz w:val="28"/>
+                <w:szCs w:val="28"/>
+                <w:lang w:val="it-IT"/>
+              </w:rPr>
+              <w:t xml:space="preserve">No. - </w:t>
+            </w:r>
+            <w:r>
+              <w:rPr>
+                <w:b/>
+                <w:sz w:val="28"/>
+                <w:szCs w:val="28"/>
+                <w:lang w:val="it-IT"/>
+              </w:rPr>
+              <w:t>5</w:t>
+            </w:r>
+          </w:p>
+          <w:p>
+            <w:pPr>
+              <w:spacing w:before="0" w:line="240" w:lineRule="auto"/>
+              <w:rPr>
+                <w:b/>
+                <w:sz w:val="28"/>
+                <w:szCs w:val="28"/>
+              </w:rPr>
+            </w:pPr>
+            <w:r>
+              <w:rPr>
+                <w:b/>
+                <w:sz w:val="28"/>
+                <w:szCs w:val="28"/>
+                <w:lang w:val="it-IT"/>
+              </w:rPr>
+              <w:t xml:space="preserve">Dasini No - </w:t>
+            </w:r>
+            <w:r>
+              <w:rPr>
+                <w:b/>
+                <w:sz w:val="28"/>
+                <w:szCs w:val="28"/>
+                <w:lang w:val="it-IT"/>
+              </w:rPr>
+              <w:t>34</w:t>
+            </w:r>
+          </w:p>
+        </w:tc>
+        <w:tc>
+          <w:tcPr>
+            <w:tcW w:w="5387" w:type="dxa"/>
+          </w:tcPr>
+          <w:p>
+            <w:pPr>
+              <w:spacing w:before="0" w:line="240" w:lineRule="auto"/>
+              <w:rPr>
+                <w:rFonts w:ascii="BRH Malayalam Extra" w:hAnsi="BRH Malayalam Extra" w:cs="BRH Malayalam Extra"/>
+                <w:sz w:val="40"/>
+                <w:szCs w:val="40"/>
+              </w:rPr>
+            </w:pPr>
+            <w:r>
+              <w:rPr>
+                <w:rFonts w:ascii="BRH Devanagari Extra" w:hAnsi="BRH Devanagari Extra" w:cs="BRH Devanagari Extra"/>
+                <w:sz w:val="40"/>
+                <w:szCs w:val="40"/>
+              </w:rPr>
+              <w:t>A</w:t>
+            </w:r>
+            <w:r>
+              <w:rPr>
+                <w:rFonts w:ascii="BRH Malayalam Extra" w:hAnsi="BRH Malayalam Extra" w:cs="BRH Devanagari Extra"/>
+                <w:sz w:val="32"/>
+                <w:szCs w:val="40"/>
+              </w:rPr>
+              <w:t>–</w:t>
+            </w:r>
+            <w:r>
+              <w:rPr>
+                <w:rFonts w:ascii="BRH Devanagari Extra" w:hAnsi="BRH Devanagari Extra" w:cs="BRH Devanagari Extra"/>
+                <w:sz w:val="40"/>
+                <w:szCs w:val="40"/>
+              </w:rPr>
+              <w:t>ÎalÉ</w:t>
+            </w:r>
+            <w:r>
+              <w:rPr>
+                <w:rFonts w:ascii="BRH Malayalam Extra" w:hAnsi="BRH Malayalam Extra" w:cs="BRH Devanagari Extra"/>
+                <w:sz w:val="32"/>
+                <w:szCs w:val="40"/>
+              </w:rPr>
+              <w:t>–</w:t>
+            </w:r>
+            <w:r>
+              <w:rPr>
+                <w:rFonts w:ascii="BRH Devanagari Extra" w:hAnsi="BRH Devanagari Extra" w:cs="BRH Devanagari Extra"/>
+                <w:sz w:val="40"/>
+                <w:szCs w:val="40"/>
+              </w:rPr>
+              <w:t>WûÉå</w:t>
+            </w:r>
+            <w:r>
+              <w:rPr>
+                <w:rFonts w:ascii="BRH Malayalam Extra" w:hAnsi="BRH Malayalam Extra" w:cs="BRH Devanagari Extra"/>
+                <w:sz w:val="32"/>
+                <w:szCs w:val="40"/>
+              </w:rPr>
+              <w:t>–</w:t>
+            </w:r>
+            <w:r>
+              <w:rPr>
+                <w:rFonts w:ascii="BRH Devanagari Extra" w:hAnsi="BRH Devanagari Extra" w:cs="BRH Devanagari Extra"/>
+                <w:sz w:val="40"/>
+                <w:szCs w:val="40"/>
+              </w:rPr>
+              <w:t>§ÉÇ Æ</w:t>
+            </w:r>
+            <w:r>
+              <w:rPr>
+                <w:rFonts w:ascii="BRH Devanagari Extra" w:hAnsi="BRH Devanagari Extra" w:cs="BRH Devanagari Extra"/>
+                <w:sz w:val="40"/>
+                <w:szCs w:val="40"/>
+                <w:highlight w:val="yellow"/>
+              </w:rPr>
+              <w:t>rÉ</w:t>
+            </w:r>
+            <w:r>
+              <w:rPr>
+                <w:rFonts w:ascii="BRH Devanagari Extra" w:hAnsi="BRH Devanagari Extra" w:cs="BRH Devanagari Extra"/>
+                <w:sz w:val="40"/>
+                <w:szCs w:val="40"/>
+              </w:rPr>
+              <w:t>¥ÉÉlÉÉÿqÉç ||</w:t>
+            </w:r>
+          </w:p>
+        </w:tc>
+        <w:tc>
+          <w:tcPr>
+            <w:tcW w:w="5528" w:type="dxa"/>
+          </w:tcPr>
+          <w:p>
+            <w:pPr>
+              <w:spacing w:before="0" w:line="240" w:lineRule="auto"/>
+              <w:rPr>
+                <w:rFonts w:ascii="BRH Malayalam Extra" w:hAnsi="BRH Malayalam Extra" w:cs="BRH Malayalam Extra"/>
+                <w:sz w:val="40"/>
+                <w:szCs w:val="40"/>
+              </w:rPr>
+            </w:pPr>
+            <w:r>
+              <w:rPr>
+                <w:rFonts w:ascii="BRH Devanagari Extra" w:hAnsi="BRH Devanagari Extra" w:cs="BRH Devanagari Extra"/>
+                <w:sz w:val="40"/>
+                <w:szCs w:val="40"/>
+              </w:rPr>
+              <w:t>A</w:t>
+            </w:r>
+            <w:r>
+              <w:rPr>
+                <w:rFonts w:ascii="BRH Malayalam Extra" w:hAnsi="BRH Malayalam Extra" w:cs="BRH Devanagari Extra"/>
+                <w:sz w:val="32"/>
+                <w:szCs w:val="40"/>
+              </w:rPr>
+              <w:t>–</w:t>
+            </w:r>
+            <w:r>
+              <w:rPr>
+                <w:rFonts w:ascii="BRH Devanagari Extra" w:hAnsi="BRH Devanagari Extra" w:cs="BRH Devanagari Extra"/>
+                <w:sz w:val="40"/>
+                <w:szCs w:val="40"/>
+              </w:rPr>
+              <w:t>ÎalÉ</w:t>
+            </w:r>
+            <w:r>
+              <w:rPr>
+                <w:rFonts w:ascii="BRH Malayalam Extra" w:hAnsi="BRH Malayalam Extra" w:cs="BRH Devanagari Extra"/>
+                <w:sz w:val="32"/>
+                <w:szCs w:val="40"/>
+              </w:rPr>
+              <w:t>–</w:t>
+            </w:r>
+            <w:r>
+              <w:rPr>
+                <w:rFonts w:ascii="BRH Devanagari Extra" w:hAnsi="BRH Devanagari Extra" w:cs="BRH Devanagari Extra"/>
+                <w:sz w:val="40"/>
+                <w:szCs w:val="40"/>
+              </w:rPr>
+              <w:t>WûÉå</w:t>
+            </w:r>
+            <w:r>
+              <w:rPr>
+                <w:rFonts w:ascii="BRH Malayalam Extra" w:hAnsi="BRH Malayalam Extra" w:cs="BRH Devanagari Extra"/>
+                <w:sz w:val="32"/>
+                <w:szCs w:val="40"/>
+              </w:rPr>
+              <w:t>–</w:t>
+            </w:r>
+            <w:r>
+              <w:rPr>
+                <w:rFonts w:ascii="BRH Devanagari Extra" w:hAnsi="BRH Devanagari Extra" w:cs="BRH Devanagari Extra"/>
+                <w:sz w:val="40"/>
+                <w:szCs w:val="40"/>
+              </w:rPr>
+              <w:t xml:space="preserve">§ÉÇ </w:t>
+            </w:r>
+            <w:r>
+              <w:rPr>
+                <w:rFonts w:ascii="BRH Devanagari Extra" w:hAnsi="BRH Devanagari Extra" w:cs="BRH Devanagari Extra"/>
+                <w:sz w:val="40"/>
+                <w:szCs w:val="40"/>
+                <w:highlight w:val="green"/>
+              </w:rPr>
+              <w:t>ÆrÉ</w:t>
+            </w:r>
+            <w:r>
+              <w:rPr>
+                <w:rFonts w:ascii="BRH Malayalam Extra" w:hAnsi="BRH Malayalam Extra" w:cs="BRH Devanagari Extra"/>
+                <w:sz w:val="32"/>
+                <w:szCs w:val="40"/>
+              </w:rPr>
+              <w:t>–</w:t>
+            </w:r>
+            <w:r>
+              <w:rPr>
+                <w:rFonts w:ascii="BRH Devanagari Extra" w:hAnsi="BRH Devanagari Extra" w:cs="BRH Devanagari Extra"/>
+                <w:sz w:val="40"/>
+                <w:szCs w:val="40"/>
+              </w:rPr>
+              <w:t>¥ÉÉlÉÉÿqÉç ||</w:t>
+            </w:r>
+          </w:p>
+        </w:tc>
+      </w:tr>
+      <w:tr>
+        <w:trPr>
+          <w:trHeight w:val="929"/>
+        </w:trPr>
+        <w:tc>
+          <w:tcPr>
+            <w:tcW w:w="3168" w:type="dxa"/>
+          </w:tcPr>
+          <w:p>
+            <w:pPr>
+              <w:spacing w:before="0" w:line="240" w:lineRule="auto"/>
+              <w:rPr>
+                <w:b/>
+                <w:sz w:val="28"/>
+                <w:szCs w:val="28"/>
+                <w:lang w:val="it-IT"/>
+              </w:rPr>
+            </w:pPr>
+            <w:r>
+              <w:rPr>
+                <w:b/>
+                <w:sz w:val="28"/>
+                <w:szCs w:val="28"/>
+                <w:lang w:val="it-IT"/>
+              </w:rPr>
+              <w:lastRenderedPageBreak/>
+              <w:t>TB 2.</w:t>
+            </w:r>
+            <w:r>
+              <w:rPr>
+                <w:b/>
+                <w:sz w:val="28"/>
+                <w:szCs w:val="28"/>
+                <w:lang w:val="it-IT"/>
+              </w:rPr>
+              <w:t>2.4.1</w:t>
+            </w:r>
+          </w:p>
+          <w:p>
+            <w:pPr>
+              <w:spacing w:before="0" w:line="240" w:lineRule="auto"/>
+              <w:rPr>
+                <w:b/>
+                <w:sz w:val="28"/>
+                <w:szCs w:val="28"/>
+                <w:lang w:val="it-IT"/>
+              </w:rPr>
+            </w:pPr>
+            <w:r>
+              <w:rPr>
+                <w:b/>
+                <w:sz w:val="28"/>
+                <w:szCs w:val="28"/>
+                <w:lang w:val="it-IT"/>
+              </w:rPr>
+              <w:t xml:space="preserve">Statement </w:t>
+            </w:r>
+            <w:r>
+              <w:rPr>
+                <w:b/>
+                <w:sz w:val="28"/>
+                <w:szCs w:val="28"/>
+                <w:lang w:val="it-IT"/>
+              </w:rPr>
+              <w:t xml:space="preserve">No. - </w:t>
+            </w:r>
+            <w:r>
+              <w:rPr>
+                <w:b/>
+                <w:sz w:val="28"/>
+                <w:szCs w:val="28"/>
+                <w:lang w:val="it-IT"/>
+              </w:rPr>
+              <w:t>7</w:t>
+            </w:r>
+          </w:p>
+          <w:p>
+            <w:pPr>
+              <w:spacing w:before="0" w:line="240" w:lineRule="auto"/>
+              <w:rPr>
+                <w:b/>
+                <w:sz w:val="28"/>
+                <w:szCs w:val="28"/>
+              </w:rPr>
+            </w:pPr>
+            <w:r>
+              <w:rPr>
+                <w:b/>
+                <w:sz w:val="28"/>
+                <w:szCs w:val="28"/>
+                <w:lang w:val="it-IT"/>
+              </w:rPr>
+              <w:t xml:space="preserve">Dasini No - </w:t>
+            </w:r>
+            <w:r>
+              <w:rPr>
+                <w:b/>
+                <w:sz w:val="28"/>
+                <w:szCs w:val="28"/>
+                <w:lang w:val="it-IT"/>
+              </w:rPr>
+              <w:t>21</w:t>
+            </w:r>
+          </w:p>
+        </w:tc>
+        <w:tc>
+          <w:tcPr>
+            <w:tcW w:w="5387" w:type="dxa"/>
+          </w:tcPr>
+          <w:p>
+            <w:pPr>
+              <w:spacing w:before="0" w:line="240" w:lineRule="auto"/>
+              <w:rPr>
+                <w:rFonts w:ascii="BRH Malayalam Extra" w:hAnsi="BRH Malayalam Extra" w:cs="BRH Malayalam Extra"/>
+                <w:sz w:val="40"/>
+                <w:szCs w:val="40"/>
+              </w:rPr>
+            </w:pPr>
+            <w:r>
+              <w:rPr>
+                <w:rFonts w:ascii="BRH Devanagari Extra" w:hAnsi="BRH Devanagari Extra" w:cs="BRH Devanagari Extra"/>
+                <w:sz w:val="40"/>
+                <w:szCs w:val="40"/>
+              </w:rPr>
+              <w:t>iÉxrÉæ</w:t>
+            </w:r>
+            <w:r>
+              <w:rPr>
+                <w:rFonts w:ascii="BRH Malayalam Extra" w:hAnsi="BRH Malayalam Extra" w:cs="BRH Devanagari Extra"/>
+                <w:sz w:val="32"/>
+                <w:szCs w:val="40"/>
+              </w:rPr>
+              <w:t>–</w:t>
+            </w:r>
+            <w:r>
+              <w:rPr>
+                <w:rFonts w:ascii="BRH Devanagari Extra" w:hAnsi="BRH Devanagari Extra" w:cs="BRH Devanagari Extra"/>
+                <w:sz w:val="40"/>
+                <w:szCs w:val="40"/>
+                <w:highlight w:val="yellow"/>
+              </w:rPr>
+              <w:t>iÉÉþ</w:t>
+            </w:r>
+            <w:r>
+              <w:rPr>
+                <w:rFonts w:ascii="BRH Devanagari Extra" w:hAnsi="BRH Devanagari Extra" w:cs="BRH Devanagari Extra"/>
+                <w:sz w:val="40"/>
+                <w:szCs w:val="40"/>
+              </w:rPr>
+              <w:t>uÉirÉå</w:t>
+            </w:r>
+            <w:r>
+              <w:rPr>
+                <w:rFonts w:ascii="BRH Malayalam Extra" w:hAnsi="BRH Malayalam Extra" w:cs="BRH Devanagari Extra"/>
+                <w:sz w:val="32"/>
+                <w:szCs w:val="40"/>
+              </w:rPr>
+              <w:t>–</w:t>
+            </w:r>
+            <w:r>
+              <w:rPr>
+                <w:rFonts w:ascii="BRH Devanagari Extra" w:hAnsi="BRH Devanagari Extra" w:cs="BRH Devanagari Extra"/>
+                <w:sz w:val="40"/>
+                <w:szCs w:val="40"/>
+              </w:rPr>
+              <w:t>uÉ uÉÉaÉÉxÉÏÿiÉç |</w:t>
+            </w:r>
+          </w:p>
+        </w:tc>
+        <w:tc>
+          <w:tcPr>
+            <w:tcW w:w="5528" w:type="dxa"/>
+          </w:tcPr>
+          <w:p>
+            <w:pPr>
+              <w:spacing w:before="0" w:line="240" w:lineRule="auto"/>
+              <w:rPr>
+                <w:rFonts w:ascii="BRH Malayalam Extra" w:hAnsi="BRH Malayalam Extra" w:cs="BRH Malayalam Extra"/>
+                <w:sz w:val="40"/>
+                <w:szCs w:val="40"/>
+              </w:rPr>
+            </w:pPr>
+            <w:r>
+              <w:rPr>
+                <w:rFonts w:ascii="BRH Devanagari Extra" w:hAnsi="BRH Devanagari Extra" w:cs="BRH Devanagari Extra"/>
+                <w:sz w:val="40"/>
+                <w:szCs w:val="40"/>
+              </w:rPr>
+              <w:t>iÉxrÉæ</w:t>
+            </w:r>
+            <w:r>
+              <w:rPr>
+                <w:rFonts w:ascii="BRH Malayalam Extra" w:hAnsi="BRH Malayalam Extra" w:cs="BRH Devanagari Extra"/>
+                <w:sz w:val="32"/>
+                <w:szCs w:val="40"/>
+              </w:rPr>
+              <w:t>–</w:t>
+            </w:r>
+            <w:r>
+              <w:rPr>
+                <w:rFonts w:ascii="BRH Devanagari Extra" w:hAnsi="BRH Devanagari Extra" w:cs="BRH Devanagari Extra"/>
+                <w:sz w:val="40"/>
+                <w:szCs w:val="40"/>
+              </w:rPr>
+              <w:t>iÉÉ</w:t>
+            </w:r>
+            <w:r>
+              <w:rPr>
+                <w:rFonts w:ascii="BRH Devanagari Extra" w:hAnsi="BRH Devanagari Extra" w:cs="BRH Devanagari Extra"/>
+                <w:sz w:val="40"/>
+                <w:szCs w:val="40"/>
+                <w:highlight w:val="green"/>
+              </w:rPr>
+              <w:t>uÉ</w:t>
+            </w:r>
+            <w:r>
+              <w:rPr>
+                <w:rFonts w:ascii="BRH Devanagari Extra" w:hAnsi="BRH Devanagari Extra" w:cs="BRH Devanagari Extra"/>
+                <w:sz w:val="40"/>
+                <w:szCs w:val="40"/>
+              </w:rPr>
+              <w:t>þirÉå</w:t>
+            </w:r>
+            <w:r>
+              <w:rPr>
+                <w:rFonts w:ascii="BRH Malayalam Extra" w:hAnsi="BRH Malayalam Extra" w:cs="BRH Devanagari Extra"/>
+                <w:sz w:val="32"/>
+                <w:szCs w:val="40"/>
+              </w:rPr>
+              <w:t>–</w:t>
+            </w:r>
+            <w:r>
+              <w:rPr>
+                <w:rFonts w:ascii="BRH Devanagari Extra" w:hAnsi="BRH Devanagari Extra" w:cs="BRH Devanagari Extra"/>
+                <w:sz w:val="40"/>
+                <w:szCs w:val="40"/>
+              </w:rPr>
+              <w:t>uÉ uÉÉaÉÉxÉÏÿiÉç |</w:t>
+            </w:r>
+          </w:p>
+        </w:tc>
+      </w:tr>
+      <w:tr>
+        <w:trPr>
+          <w:trHeight w:val="929"/>
+        </w:trPr>
+        <w:tc>
+          <w:tcPr>
+            <w:tcW w:w="3168" w:type="dxa"/>
+          </w:tcPr>
+          <w:p>
+            <w:pPr>
+              <w:spacing w:before="0" w:line="240" w:lineRule="auto"/>
+              <w:rPr>
+                <w:b/>
+                <w:sz w:val="28"/>
+                <w:szCs w:val="28"/>
+                <w:lang w:val="it-IT"/>
+              </w:rPr>
+            </w:pPr>
+            <w:r>
+              <w:rPr>
+                <w:b/>
+                <w:sz w:val="28"/>
+                <w:szCs w:val="28"/>
+                <w:lang w:val="it-IT"/>
+              </w:rPr>
+              <w:t>TB 2.</w:t>
+            </w:r>
+            <w:r>
+              <w:rPr>
+                <w:b/>
+                <w:sz w:val="28"/>
+                <w:szCs w:val="28"/>
+                <w:lang w:val="it-IT"/>
+              </w:rPr>
+              <w:t>4.</w:t>
+            </w:r>
+            <w:r>
+              <w:rPr>
+                <w:b/>
+                <w:sz w:val="28"/>
+                <w:szCs w:val="28"/>
+                <w:lang w:val="it-IT"/>
+              </w:rPr>
+              <w:t>6.3</w:t>
+            </w:r>
+          </w:p>
+          <w:p>
+            <w:pPr>
+              <w:spacing w:before="0" w:line="240" w:lineRule="auto"/>
+              <w:rPr>
+                <w:b/>
+                <w:sz w:val="28"/>
+                <w:szCs w:val="28"/>
+                <w:lang w:val="it-IT"/>
+              </w:rPr>
+            </w:pPr>
+            <w:r>
+              <w:rPr>
+                <w:b/>
+                <w:sz w:val="28"/>
+                <w:szCs w:val="28"/>
+                <w:lang w:val="it-IT"/>
+              </w:rPr>
+              <w:t>Line No. - 1</w:t>
+            </w:r>
+          </w:p>
+          <w:p>
+            <w:pPr>
+              <w:spacing w:before="0" w:line="240" w:lineRule="auto"/>
+              <w:rPr>
+                <w:sz w:val="28"/>
+                <w:szCs w:val="28"/>
+                <w:lang w:val="it-IT"/>
+              </w:rPr>
+            </w:pPr>
+            <w:r>
+              <w:rPr>
+                <w:b/>
+                <w:sz w:val="28"/>
+                <w:szCs w:val="28"/>
+                <w:lang w:val="it-IT"/>
+              </w:rPr>
+              <w:t>Dasini No - 53</w:t>
+            </w:r>
+          </w:p>
+        </w:tc>
+        <w:tc>
+          <w:tcPr>
+            <w:tcW w:w="5387" w:type="dxa"/>
+          </w:tcPr>
+          <w:p>
+            <w:pPr>
+              <w:spacing w:before="0" w:line="240" w:lineRule="auto"/>
+              <w:rPr>
+                <w:rFonts w:ascii="BRH Devanagari Extra" w:hAnsi="BRH Devanagari Extra" w:cs="BRH Devanagari Extra"/>
+                <w:sz w:val="36"/>
+                <w:szCs w:val="36"/>
+                <w:lang w:val="it-IT"/>
+              </w:rPr>
+            </w:pPr>
+            <w:r>
+              <w:rPr>
+                <w:rFonts w:ascii="BRH Devanagari Extra" w:hAnsi="BRH Devanagari Extra" w:cs="BRH Devanagari Extra"/>
+                <w:sz w:val="40"/>
+                <w:szCs w:val="40"/>
+                <w:lang w:val="it-IT" w:bidi="ml-IN"/>
+              </w:rPr>
+              <w:t>zÉ×</w:t>
+            </w:r>
+            <w:r>
+              <w:rPr>
+                <w:rFonts w:ascii="BRH Malayalam Extra" w:hAnsi="BRH Malayalam Extra" w:cs="BRH Devanagari Extra"/>
+                <w:sz w:val="32"/>
+                <w:szCs w:val="40"/>
+                <w:lang w:val="it-IT" w:bidi="ml-IN"/>
+              </w:rPr>
+              <w:t>–</w:t>
+            </w:r>
+            <w:r>
+              <w:rPr>
+                <w:rFonts w:ascii="BRH Devanagari Extra" w:hAnsi="BRH Devanagari Extra" w:cs="BRH Devanagari Extra"/>
+                <w:sz w:val="40"/>
+                <w:szCs w:val="40"/>
+                <w:lang w:val="it-IT" w:bidi="ml-IN"/>
+              </w:rPr>
+              <w:t>huÉlÉçiuÉ</w:t>
+            </w:r>
+            <w:r>
+              <w:rPr>
+                <w:rFonts w:ascii="BRH Malayalam Extra" w:hAnsi="BRH Malayalam Extra" w:cs="BRH Devanagari Extra"/>
+                <w:sz w:val="32"/>
+                <w:szCs w:val="40"/>
+                <w:lang w:val="it-IT" w:bidi="ml-IN"/>
+              </w:rPr>
+              <w:t>–</w:t>
+            </w:r>
+            <w:r>
+              <w:rPr>
+                <w:rFonts w:ascii="BRH Devanagari Extra" w:hAnsi="BRH Devanagari Extra" w:cs="BRH Devanagari Extra"/>
+                <w:sz w:val="40"/>
+                <w:szCs w:val="40"/>
+                <w:lang w:val="it-IT" w:bidi="ml-IN"/>
+              </w:rPr>
+              <w:t>qÉ×</w:t>
+            </w:r>
+            <w:r>
+              <w:rPr>
+                <w:rFonts w:ascii="BRH Devanagari Extra" w:hAnsi="BRH Devanagari Extra" w:cs="BRH Devanagari Extra"/>
+                <w:sz w:val="40"/>
+                <w:szCs w:val="40"/>
+                <w:highlight w:val="yellow"/>
+                <w:lang w:val="it-IT" w:bidi="ml-IN"/>
+              </w:rPr>
+              <w:t>iÉ</w:t>
+            </w:r>
+            <w:r>
+              <w:rPr>
+                <w:rFonts w:ascii="BRH Devanagari Extra" w:hAnsi="BRH Devanagari Extra" w:cs="BRH Devanagari Extra"/>
+                <w:sz w:val="40"/>
+                <w:szCs w:val="40"/>
+                <w:lang w:val="it-IT" w:bidi="ml-IN"/>
+              </w:rPr>
+              <w:t>xrÉ</w:t>
+            </w:r>
+            <w:r>
+              <w:rPr>
+                <w:rFonts w:ascii="BRH Malayalam Extra" w:hAnsi="BRH Malayalam Extra" w:cs="BRH Devanagari Extra"/>
+                <w:sz w:val="32"/>
+                <w:szCs w:val="40"/>
+                <w:lang w:val="it-IT" w:bidi="ml-IN"/>
+              </w:rPr>
+              <w:t>–</w:t>
+            </w:r>
+            <w:r>
+              <w:rPr>
+                <w:rFonts w:ascii="BRH Devanagari Extra" w:hAnsi="BRH Devanagari Extra" w:cs="BRH Devanagari Extra"/>
+                <w:sz w:val="40"/>
+                <w:szCs w:val="40"/>
+                <w:lang w:val="it-IT" w:bidi="ml-IN"/>
+              </w:rPr>
+              <w:t xml:space="preserve"> rÉå | </w:t>
+            </w:r>
+            <w:r>
+              <w:rPr>
+                <w:rFonts w:ascii="BRH Malayalam Extra" w:hAnsi="BRH Malayalam Extra" w:cs="BRH Malayalam Extra"/>
+                <w:sz w:val="40"/>
+                <w:szCs w:val="40"/>
+                <w:lang w:val="it-IT"/>
+              </w:rPr>
+              <w:t xml:space="preserve"> </w:t>
+            </w:r>
+          </w:p>
+        </w:tc>
+        <w:tc>
+          <w:tcPr>
+            <w:tcW w:w="5528" w:type="dxa"/>
+          </w:tcPr>
+          <w:p>
+            <w:pPr>
+              <w:spacing w:before="0" w:line="240" w:lineRule="auto"/>
+              <w:rPr>
+                <w:rFonts w:cs="Arial"/>
+                <w:sz w:val="36"/>
+                <w:szCs w:val="36"/>
+                <w:lang w:val="it-IT"/>
+              </w:rPr>
+            </w:pPr>
+            <w:r>
+              <w:rPr>
+                <w:rFonts w:ascii="BRH Devanagari Extra" w:hAnsi="BRH Devanagari Extra" w:cs="BRH Devanagari Extra"/>
+                <w:sz w:val="40"/>
+                <w:szCs w:val="40"/>
+                <w:lang w:val="it-IT" w:bidi="ml-IN"/>
+              </w:rPr>
+              <w:t>zÉ×</w:t>
+            </w:r>
+            <w:r>
+              <w:rPr>
+                <w:rFonts w:ascii="BRH Malayalam Extra" w:hAnsi="BRH Malayalam Extra" w:cs="BRH Devanagari Extra"/>
+                <w:sz w:val="32"/>
+                <w:szCs w:val="40"/>
+                <w:lang w:val="it-IT" w:bidi="ml-IN"/>
+              </w:rPr>
+              <w:t>–</w:t>
+            </w:r>
+            <w:r>
+              <w:rPr>
+                <w:rFonts w:ascii="BRH Devanagari Extra" w:hAnsi="BRH Devanagari Extra" w:cs="BRH Devanagari Extra"/>
+                <w:sz w:val="40"/>
+                <w:szCs w:val="40"/>
+                <w:lang w:val="it-IT" w:bidi="ml-IN"/>
+              </w:rPr>
+              <w:t>huÉlÉçiuÉ</w:t>
+            </w:r>
+            <w:r>
+              <w:rPr>
+                <w:rFonts w:ascii="BRH Malayalam Extra" w:hAnsi="BRH Malayalam Extra" w:cs="BRH Devanagari Extra"/>
+                <w:sz w:val="32"/>
+                <w:szCs w:val="40"/>
+                <w:lang w:val="it-IT" w:bidi="ml-IN"/>
+              </w:rPr>
+              <w:t>–</w:t>
+            </w:r>
+            <w:r>
+              <w:rPr>
+                <w:rFonts w:ascii="BRH Devanagari Extra" w:hAnsi="BRH Devanagari Extra" w:cs="BRH Devanagari Extra"/>
+                <w:sz w:val="40"/>
+                <w:szCs w:val="40"/>
+                <w:lang w:val="it-IT" w:bidi="ml-IN"/>
+              </w:rPr>
+              <w:t>qÉ×</w:t>
+            </w:r>
+            <w:r>
+              <w:rPr>
+                <w:rFonts w:ascii="BRH Devanagari Extra" w:hAnsi="BRH Devanagari Extra" w:cs="BRH Devanagari Extra"/>
+                <w:sz w:val="40"/>
+                <w:szCs w:val="40"/>
+                <w:highlight w:val="green"/>
+                <w:lang w:val="it-IT" w:bidi="ml-IN"/>
+              </w:rPr>
+              <w:t>iÉ</w:t>
+            </w:r>
+            <w:r>
+              <w:rPr>
+                <w:rFonts w:ascii="BRH Devanagari Extra" w:hAnsi="BRH Devanagari Extra" w:cs="BRH Devanagari Extra"/>
+                <w:sz w:val="40"/>
+                <w:szCs w:val="40"/>
+                <w:lang w:val="it-IT" w:bidi="ml-IN"/>
+              </w:rPr>
+              <w:t>þxrÉ</w:t>
+            </w:r>
+            <w:r>
+              <w:rPr>
+                <w:rFonts w:ascii="BRH Malayalam Extra" w:hAnsi="BRH Malayalam Extra" w:cs="BRH Devanagari Extra"/>
+                <w:sz w:val="32"/>
+                <w:szCs w:val="40"/>
+                <w:lang w:val="it-IT" w:bidi="ml-IN"/>
+              </w:rPr>
+              <w:t>–</w:t>
+            </w:r>
+            <w:r>
+              <w:rPr>
+                <w:rFonts w:ascii="BRH Devanagari Extra" w:hAnsi="BRH Devanagari Extra" w:cs="BRH Devanagari Extra"/>
+                <w:sz w:val="40"/>
+                <w:szCs w:val="40"/>
+                <w:lang w:val="it-IT" w:bidi="ml-IN"/>
+              </w:rPr>
+              <w:t xml:space="preserve"> rÉå |</w:t>
+            </w:r>
+          </w:p>
+        </w:tc>
+      </w:tr>
+    </w:tbl>
+    <w:p>
+      <w:pPr>
+        <w:spacing w:before="0"/>
+        <w:jc w:val="center"/>
+        <w:rPr>
+          <w:b/>
+          <w:bCs/>
+          <w:sz w:val="32"/>
+          <w:szCs w:val="32"/>
+          <w:u w:val="single"/>
+          <w:lang w:val="en-IN"/>
+        </w:rPr>
+      </w:pPr>
+      <w:r>
+        <w:rPr>
+          <w:b/>
+          <w:bCs/>
+          <w:sz w:val="32"/>
+          <w:szCs w:val="32"/>
+          <w:u w:val="single"/>
+          <w:lang w:val="en-IN"/>
+        </w:rPr>
+        <w:t>===========</w:t>
+      </w:r>
+    </w:p>
+    <w:p>
+      <w:pPr>
+        <w:spacing w:before="0"/>
+        <w:jc w:val="center"/>
+        <w:rPr>
+          <w:b/>
+          <w:bCs/>
+          <w:sz w:val="32"/>
+          <w:szCs w:val="32"/>
+          <w:u w:val="single"/>
+        </w:rPr>
+      </w:pPr>
+    </w:p>
+    <w:p>
+      <w:pPr>
+        <w:spacing w:before="0"/>
+        <w:jc w:val="center"/>
+        <w:rPr>
+          <w:b/>
+          <w:bCs/>
+          <w:sz w:val="32"/>
+          <w:szCs w:val="32"/>
+          <w:u w:val="single"/>
+        </w:rPr>
+      </w:pPr>
+    </w:p>
+    <w:p>
+      <w:pPr>
+        <w:spacing w:before="0"/>
+        <w:jc w:val="center"/>
+        <w:rPr>
+          <w:b/>
+          <w:bCs/>
+          <w:sz w:val="32"/>
+          <w:szCs w:val="32"/>
+          <w:u w:val="single"/>
+        </w:rPr>
+      </w:pPr>
+    </w:p>
+    <w:p>
+      <w:pPr>
+        <w:spacing w:before="0"/>
+        <w:jc w:val="center"/>
+        <w:rPr>
+          <w:b/>
+          <w:bCs/>
+          <w:sz w:val="32"/>
+          <w:szCs w:val="32"/>
+          <w:u w:val="single"/>
+        </w:rPr>
+      </w:pPr>
+    </w:p>
+    <w:p>
+      <w:pPr>
+        <w:spacing w:before="0"/>
+        <w:jc w:val="center"/>
+        <w:rPr>
+          <w:b/>
+          <w:bCs/>
+          <w:sz w:val="32"/>
+          <w:szCs w:val="32"/>
+          <w:u w:val="single"/>
+        </w:rPr>
+      </w:pPr>
+    </w:p>
+    <w:p>
+      <w:pPr>
+        <w:spacing w:before="0"/>
+        <w:jc w:val="center"/>
+        <w:rPr>
+          <w:b/>
+          <w:bCs/>
+          <w:sz w:val="32"/>
+          <w:szCs w:val="32"/>
+          <w:u w:val="single"/>
+        </w:rPr>
+      </w:pPr>
+    </w:p>
+    <w:p>
+      <w:pPr>
+        <w:spacing w:before="0"/>
+        <w:jc w:val="center"/>
+        <w:rPr>
+          <w:b/>
+          <w:bCs/>
+          <w:sz w:val="32"/>
+          <w:szCs w:val="32"/>
+          <w:u w:val="single"/>
+        </w:rPr>
+      </w:pPr>
+      <w:r>
+        <w:rPr>
+          <w:b/>
+          <w:bCs/>
+          <w:sz w:val="32"/>
+          <w:szCs w:val="32"/>
+          <w:u w:val="single"/>
+        </w:rPr>
+        <w:t>TaittirIya BrAhmaNam TB 2.1 - 2.4  Book</w:t>
+      </w:r>
+      <w:r>
+        <w:rPr>
+          <w:b/>
+          <w:bCs/>
+          <w:sz w:val="32"/>
+          <w:szCs w:val="32"/>
+          <w:u w:val="single"/>
+        </w:rPr>
+        <w:t xml:space="preserve"> </w:t>
+      </w:r>
+    </w:p>
+    <w:p>
+      <w:pPr>
+        <w:spacing w:before="0"/>
+        <w:jc w:val="center"/>
+        <w:rPr>
+          <w:b/>
+          <w:bCs/>
+          <w:sz w:val="32"/>
+          <w:szCs w:val="32"/>
+          <w:u w:val="single"/>
+        </w:rPr>
+      </w:pPr>
+      <w:r>
+        <w:rPr>
+          <w:b/>
+          <w:bCs/>
+          <w:sz w:val="32"/>
+          <w:szCs w:val="32"/>
+          <w:u w:val="single"/>
+        </w:rPr>
+        <w:t xml:space="preserve">Sanskrit </w:t>
+      </w:r>
+      <w:r>
+        <w:rPr>
+          <w:b/>
+          <w:bCs/>
+          <w:sz w:val="32"/>
+          <w:szCs w:val="32"/>
+          <w:u w:val="single"/>
+        </w:rPr>
+        <w:t>Corrections –</w:t>
+      </w:r>
+      <w:r>
+        <w:rPr>
+          <w:b/>
+          <w:bCs/>
+          <w:sz w:val="32"/>
+          <w:szCs w:val="32"/>
+          <w:u w:val="single"/>
+        </w:rPr>
+        <w:t xml:space="preserve"> </w:t>
+      </w:r>
+      <w:r>
+        <w:rPr>
+          <w:b/>
+          <w:bCs/>
+          <w:sz w:val="32"/>
+          <w:szCs w:val="32"/>
+          <w:u w:val="single"/>
+        </w:rPr>
+        <w:t xml:space="preserve">Observed till </w:t>
+      </w:r>
+      <w:r>
+        <w:rPr>
+          <w:b/>
+          <w:bCs/>
+          <w:sz w:val="32"/>
+          <w:szCs w:val="32"/>
+          <w:u w:val="single"/>
+        </w:rPr>
+        <w:t>30th June 2021</w:t>
+      </w:r>
+    </w:p>
+    <w:p>
+      <w:pPr>
+        <w:jc w:val="center"/>
+        <w:rPr>
+          <w:b/>
+          <w:bCs/>
+        </w:rPr>
+      </w:pPr>
+      <w:r>
+        <w:rPr>
+          <w:b/>
+          <w:bCs/>
+        </w:rPr>
+        <w:t xml:space="preserve">(ignore those which are already incorporated in your book’s version and date). </w:t>
+      </w:r>
+      <w:r>
+        <w:rPr>
+          <w:b/>
+          <w:bCs/>
+        </w:rPr>
+        <w:br/>
+        <w:t>Kindly refer to your Guru for the differences in Swaram marking between various sources.</w:t>
+      </w:r>
+    </w:p>
+    <w:tbl>
+      <w:tblPr>
+        <w:tblW w:w="14083" w:type="dxa"/>
+        <w:tblInd w:w="-792" w:type="dxa"/>
+        <w:tblBorders>
+          <w:top w:val="single" w:sz="4" w:space="0" w:color="000000"/>
+          <w:left w:val="single" w:sz="4" w:space="0" w:color="000000"/>
+          <w:bottom w:val="single" w:sz="4" w:space="0" w:color="000000"/>
+          <w:right w:val="single" w:sz="4" w:space="0" w:color="000000"/>
+          <w:insideH w:val="single" w:sz="4" w:space="0" w:color="000000"/>
+          <w:insideV w:val="single" w:sz="4" w:space="0" w:color="000000"/>
+        </w:tblBorders>
+        <w:tblLook w:val="04A0" w:firstRow="1" w:lastRow="0" w:firstColumn="1" w:lastColumn="0" w:noHBand="0" w:noVBand="1"/>
+      </w:tblPr>
+      <w:tblGrid>
+        <w:gridCol w:w="3168"/>
+        <w:gridCol w:w="5387"/>
+        <w:gridCol w:w="5528"/>
+      </w:tblGrid>
+      <w:tr>
+        <w:tc>
+          <w:tcPr>
+            <w:tcW w:w="3168" w:type="dxa"/>
+          </w:tcPr>
+          <w:p>
+            <w:pPr>
+              <w:spacing w:before="0" w:line="240" w:lineRule="auto"/>
+              <w:jc w:val="center"/>
+              <w:rPr>
+                <w:sz w:val="32"/>
+                <w:szCs w:val="32"/>
+              </w:rPr>
+            </w:pPr>
+            <w:r>
+              <w:rPr>
+                <w:sz w:val="32"/>
+                <w:szCs w:val="32"/>
+              </w:rPr>
+              <w:t>Section, Paragraph</w:t>
+            </w:r>
+          </w:p>
+          <w:p>
+            <w:pPr>
+              <w:spacing w:before="0" w:line="240" w:lineRule="auto"/>
+              <w:jc w:val="center"/>
+              <w:rPr>
+                <w:sz w:val="32"/>
+                <w:szCs w:val="32"/>
+              </w:rPr>
+            </w:pPr>
+            <w:r>
+              <w:rPr>
+                <w:sz w:val="32"/>
+                <w:szCs w:val="32"/>
+              </w:rPr>
+              <w:t>Reference</w:t>
+            </w:r>
+          </w:p>
+        </w:tc>
+        <w:tc>
+          <w:tcPr>
+            <w:tcW w:w="5387" w:type="dxa"/>
+          </w:tcPr>
+          <w:p>
+            <w:pPr>
+              <w:spacing w:before="0" w:line="240" w:lineRule="auto"/>
+              <w:jc w:val="center"/>
+              <w:rPr>
+                <w:sz w:val="32"/>
+                <w:szCs w:val="32"/>
+              </w:rPr>
+            </w:pPr>
+            <w:r>
+              <w:rPr>
+                <w:sz w:val="32"/>
+                <w:szCs w:val="32"/>
+              </w:rPr>
+              <w:t>As Printed</w:t>
+            </w:r>
+          </w:p>
+        </w:tc>
+        <w:tc>
+          <w:tcPr>
+            <w:tcW w:w="5528" w:type="dxa"/>
+          </w:tcPr>
+          <w:p>
+            <w:pPr>
+              <w:spacing w:before="0" w:line="240" w:lineRule="auto"/>
+              <w:ind w:right="-18"/>
+              <w:jc w:val="center"/>
+              <w:rPr>
+                <w:sz w:val="32"/>
+                <w:szCs w:val="32"/>
+              </w:rPr>
+            </w:pPr>
+            <w:r>
+              <w:rPr>
+                <w:sz w:val="32"/>
+                <w:szCs w:val="32"/>
+              </w:rPr>
+              <w:t>To be read as or corrected as</w:t>
+            </w:r>
+          </w:p>
+          <w:p>
+            <w:pPr>
+              <w:spacing w:before="0" w:line="240" w:lineRule="auto"/>
+              <w:ind w:right="-18"/>
+              <w:jc w:val="center"/>
+              <w:rPr>
+                <w:sz w:val="32"/>
+                <w:szCs w:val="32"/>
+              </w:rPr>
+            </w:pPr>
+            <w:r>
+              <w:rPr>
+                <w:sz w:val="32"/>
+                <w:szCs w:val="32"/>
+              </w:rPr>
+              <w:t>(Comments and analysis)</w:t>
+            </w:r>
+          </w:p>
+        </w:tc>
+      </w:tr>
+      <w:tr>
+        <w:trPr>
+          <w:trHeight w:val="929"/>
+        </w:trPr>
+        <w:tc>
+          <w:tcPr>
+            <w:tcW w:w="3168" w:type="dxa"/>
+          </w:tcPr>
+          <w:p>
+            <w:pPr>
+              <w:spacing w:before="0" w:line="240" w:lineRule="auto"/>
+              <w:rPr>
+                <w:b/>
+                <w:sz w:val="28"/>
+                <w:szCs w:val="28"/>
+                <w:lang w:val="it-IT"/>
+              </w:rPr>
+            </w:pPr>
+            <w:r>
+              <w:rPr>
+                <w:b/>
+                <w:sz w:val="28"/>
+                <w:szCs w:val="28"/>
+                <w:lang w:val="it-IT"/>
+              </w:rPr>
               <w:t>TB 2.2.4.5</w:t>
             </w:r>
           </w:p>
@@ -3098,6 +3598,7 @@
                 <w:szCs w:val="28"/>
                 <w:lang w:val="it-IT"/>
               </w:rPr>
+              <w:lastRenderedPageBreak/>
               <w:t>TB 2.2.5.4</w:t>
             </w:r>
           </w:p>
@@ -4596,7 +5097,6 @@
                 <w:szCs w:val="28"/>
                 <w:lang w:val="it-IT"/>
               </w:rPr>
-              <w:lastRenderedPageBreak/>
               <w:t>TB 2.3.2.3</w:t>
             </w:r>
           </w:p>
@@ -5801,6 +6301,7 @@
                 <w:szCs w:val="28"/>
                 <w:lang w:val="it-IT"/>
               </w:rPr>
+              <w:lastRenderedPageBreak/>
               <w:t>TB 2.4.3.13</w:t>
             </w:r>
           </w:p>
@@ -6545,16 +7046,7 @@
           <w:bCs/>
           <w:sz w:val="32"/>
         </w:rPr>
-        <w:t xml:space="preserve">replaced </w:t>
-      </w:r>
-      <w:proofErr w:type="gramStart"/>
-      <w:r>
-        <w:rPr>
-          <w:b/>
-          <w:bCs/>
-          <w:sz w:val="32"/>
-        </w:rPr>
-        <w:t>with</w:t>
+        <w:t>replaced with</w:t>
       </w:r>
       <w:r>
         <w:rPr>
@@ -6576,7 +7068,6 @@
         </w:rPr>
         <w:t>"</w:t>
       </w:r>
-      <w:proofErr w:type="gramEnd"/>
       <w:r>
         <w:rPr>
           <w:rFonts w:ascii="BRH Devanagari" w:hAnsi="BRH Devanagari" w:cs="BRH Devanagari"/>
@@ -6689,7 +7180,6 @@
           <w:szCs w:val="32"/>
           <w:u w:val="single"/>
         </w:rPr>
-        <w:lastRenderedPageBreak/>
         <w:t xml:space="preserve">TaittirIya BrAhmaNam TB </w:t>
       </w:r>
       <w:r>
@@ -6752,7 +7242,6 @@
         </w:rPr>
         <w:t xml:space="preserve"> </w:t>
       </w:r>
-      <w:proofErr w:type="gramStart"/>
       <w:r>
         <w:rPr>
           <w:b/>
@@ -6793,7 +7282,6 @@
         </w:rPr>
         <w:t xml:space="preserve">  Book</w:t>
       </w:r>
-      <w:proofErr w:type="gramEnd"/>
       <w:r>
         <w:rPr>
           <w:b/>
@@ -7351,6 +7839,7 @@
                 <w:sz w:val="28"/>
                 <w:szCs w:val="28"/>
               </w:rPr>
+              <w:lastRenderedPageBreak/>
               <w:t>TB 2.2.4.3 Dasini 23</w:t>
             </w:r>
           </w:p>
@@ -8868,7 +9357,6 @@
                 <w:sz w:val="28"/>
                 <w:szCs w:val="28"/>
               </w:rPr>
-              <w:lastRenderedPageBreak/>
               <w:t xml:space="preserve">TB </w:t>
             </w:r>
             <w:r>
@@ -9554,7 +10042,6 @@
               </w:rPr>
               <w:t>–</w:t>
             </w:r>
-            <w:proofErr w:type="gramStart"/>
             <w:r>
               <w:rPr>
                 <w:rFonts w:ascii="BRH Devanagari Extra" w:hAnsi="BRH Devanagari Extra" w:cs="BRH Devanagari Extra"/>
@@ -9563,18 +10050,7 @@
                 <w:szCs w:val="40"/>
                 <w:lang w:bidi="ml-IN"/>
               </w:rPr>
-              <w:t>Uç.WØûþwÉÉhÉÈ</w:t>
-            </w:r>
-            <w:proofErr w:type="gramEnd"/>
-            <w:r>
-              <w:rPr>
-                <w:rFonts w:ascii="BRH Devanagari Extra" w:hAnsi="BRH Devanagari Extra" w:cs="BRH Devanagari Extra"/>
-                <w:color w:val="000000"/>
-                <w:sz w:val="40"/>
-                <w:szCs w:val="40"/>
-                <w:lang w:bidi="ml-IN"/>
-              </w:rPr>
-              <w:t xml:space="preserve"> |</w:t>
+              <w:t>Uç.WØûþwÉÉhÉÈ |</w:t>
             </w:r>
           </w:p>
         </w:tc>
@@ -9986,6 +10462,7 @@
           <w:sz w:val="36"/>
           <w:szCs w:val="36"/>
         </w:rPr>
+        <w:lastRenderedPageBreak/>
         <w:t>Wherever “…</w:t>
       </w:r>
       <w:r>
@@ -10027,9 +10504,8 @@
           <w:szCs w:val="36"/>
           <w:lang w:bidi="ml-IN"/>
         </w:rPr>
-        <w:t xml:space="preserve">” </w:t>
+        <w:t>” appearing , it is represented as “…</w:t>
       </w:r>
-      <w:proofErr w:type="gramStart"/>
       <w:r>
         <w:rPr>
           <w:rFonts w:ascii="Times New Roman" w:hAnsi="Times New Roman" w:cs="Times New Roman"/>
@@ -10038,30 +10514,8 @@
           <w:szCs w:val="36"/>
           <w:lang w:bidi="ml-IN"/>
         </w:rPr>
-        <w:t>appearing ,</w:t>
-      </w:r>
-      <w:proofErr w:type="gramEnd"/>
-      <w:r>
-        <w:rPr>
-          <w:rFonts w:ascii="Times New Roman" w:hAnsi="Times New Roman" w:cs="Times New Roman"/>
-          <w:color w:val="000000"/>
-          <w:sz w:val="36"/>
-          <w:szCs w:val="36"/>
-          <w:lang w:bidi="ml-IN"/>
-        </w:rPr>
-        <w:t xml:space="preserve"> it is represented as “…</w:t>
-      </w:r>
-      <w:r>
-        <w:rPr>
-          <w:rFonts w:ascii="Times New Roman" w:hAnsi="Times New Roman" w:cs="Times New Roman"/>
-          <w:color w:val="000000"/>
-          <w:sz w:val="36"/>
-          <w:szCs w:val="36"/>
-          <w:lang w:bidi="ml-IN"/>
-        </w:rPr>
         <w:t xml:space="preserve"> </w:t>
       </w:r>
-      <w:proofErr w:type="gramStart"/>
       <w:r>
         <w:rPr>
           <w:rFonts w:ascii="BRH Devanagari Extra" w:hAnsi="BRH Devanagari Extra" w:cs="BRH Devanagari Extra"/>
@@ -10112,18 +10566,7 @@
           <w:szCs w:val="36"/>
           <w:lang w:bidi="ml-IN"/>
         </w:rPr>
-        <w:t>MüÉ</w:t>
-      </w:r>
-      <w:proofErr w:type="gramEnd"/>
-      <w:r>
-        <w:rPr>
-          <w:rFonts w:ascii="BRH Devanagari Extra" w:hAnsi="BRH Devanagari Extra" w:cs="BRH Devanagari Extra"/>
-          <w:color w:val="000000"/>
-          <w:sz w:val="36"/>
-          <w:szCs w:val="36"/>
-          <w:lang w:bidi="ml-IN"/>
-        </w:rPr>
-        <w:t>...</w:t>
+        <w:t>MüÉ...</w:t>
       </w:r>
       <w:r>
         <w:rPr>
@@ -10210,18 +10653,7 @@
           <w:szCs w:val="36"/>
           <w:lang w:bidi="ml-IN"/>
         </w:rPr>
-        <w:t xml:space="preserve">represented </w:t>
-      </w:r>
-      <w:proofErr w:type="gramStart"/>
-      <w:r>
-        <w:rPr>
-          <w:rFonts w:ascii="Times New Roman" w:hAnsi="Times New Roman" w:cs="Times New Roman"/>
-          <w:color w:val="000000"/>
-          <w:sz w:val="36"/>
-          <w:szCs w:val="36"/>
-          <w:lang w:bidi="ml-IN"/>
-        </w:rPr>
-        <w:t xml:space="preserve">as  </w:t>
+        <w:t xml:space="preserve">represented as  </w:t>
       </w:r>
       <w:r>
         <w:rPr>
@@ -10244,7 +10676,6 @@
         </w:rPr>
         <w:t>sÉç</w:t>
       </w:r>
-      <w:proofErr w:type="gramEnd"/>
       <w:r>
         <w:rPr>
           <w:rFonts w:ascii="BRH Devanagari Extra" w:hAnsi="BRH Devanagari Extra" w:cs="BRH Devanagari Extra"/>
@@ -10334,7 +10765,6 @@
         </w:rPr>
       </w:pPr>
       <w:r>
-        <w:lastRenderedPageBreak/>
         <w:tab/>
       </w:r>
       <w:r>
@@ -10377,7 +10807,6 @@
         </w:rPr>
         <w:t xml:space="preserve"> </w:t>
       </w:r>
-      <w:proofErr w:type="gramStart"/>
       <w:r>
         <w:rPr>
           <w:b/>
@@ -10388,7 +10817,6 @@
         </w:rPr>
         <w:t>2.4  Book</w:t>
       </w:r>
-      <w:proofErr w:type="gramEnd"/>
       <w:r>
         <w:rPr>
           <w:b/>
